--- a/svoyo-delo/대본/6부/02화_Tseny.docx
+++ b/svoyo-delo/대본/6부/02화_Tseny.docx
@@ -717,7 +717,7 @@
         <w:t xml:space="preserve"> </w:t>
       </w:r>
       <w:r>
-        <w:t xml:space="preserve">- 규칙: 지문 없음. 전 화 100% 「화자명: 대사」. 1턴 18단어 이내 + 긴 턴 10~15회(30~55단어). 문법 초점(B2+): 수동·강제(мы вынуждены + 원형) vs 능동(мы решили + 원형), 날짜(с пятнадцатого марта), 분수(треть, четверть), 조건(Если я дам вам ноль…).</w:t>
+        <w:t xml:space="preserve">- 규칙: 지문 없음. 전 화 100% 「화자명: 대사」. 1턴 24단어 이내 + 긴 턴 10~15회(35~60단어). 문법 초점(B2+): 수동·강제(мы вынуждены + 원형) vs 능동(мы решили + 원형), 날짜(с пятнадцатого марта), 분수(треть, четверть), 조건(Если я дам вам ноль…).</w:t>
       </w:r>
       <w:r>
         <w:t xml:space="preserve"> </w:t>
@@ -1111,15 +1111,15 @@
         <w:pStyle w:val="FirstParagraph"/>
       </w:pPr>
       <w:r>
-        <w:t xml:space="preserve">DIMA: Я написал письмо врачам. Ночью. Можно прочитать?</w:t>
-      </w:r>
-    </w:p>
-    <w:p>
-      <w:pPr>
-        <w:pStyle w:val="BodyText"/>
-      </w:pPr>
-      <w:r>
-        <w:t xml:space="preserve">OLGA: Читайте. Я слушаю с ручкой.</w:t>
+        <w:t xml:space="preserve">DIMA: Я написал письмо врачам, сидел над ним почти всю ночь. Можно я прочитаю вслух?</w:t>
+      </w:r>
+    </w:p>
+    <w:p>
+      <w:pPr>
+        <w:pStyle w:val="BodyText"/>
+      </w:pPr>
+      <w:r>
+        <w:t xml:space="preserve">OLGA: Читайте, Дима. Я слушаю, и ручка у меня наготове.</w:t>
       </w:r>
     </w:p>
     <w:p>
@@ -1135,95 +1135,95 @@
         <w:pStyle w:val="BodyText"/>
       </w:pPr>
       <w:r>
-        <w:t xml:space="preserve">OLGA: Стоп. Первое слово — «уважаемые». Хорошо. Пятое — «вынуждены». Плохо. Дальше не читайте.</w:t>
-      </w:r>
-    </w:p>
-    <w:p>
-      <w:pPr>
-        <w:pStyle w:val="BodyText"/>
-      </w:pPr>
-      <w:r>
-        <w:t xml:space="preserve">DIMA: Почему? Так пишут все. Я видел двадцать таких писем. От всех поставщиков.</w:t>
-      </w:r>
-    </w:p>
-    <w:p>
-      <w:pPr>
-        <w:pStyle w:val="BodyText"/>
-      </w:pPr>
-      <w:r>
-        <w:t xml:space="preserve">OLGA: Именно поэтому. Двадцать писем. И все — «вынуждены». Врач читает и думает: «Врут». Как всегда.</w:t>
-      </w:r>
-    </w:p>
-    <w:p>
-      <w:pPr>
-        <w:pStyle w:val="BodyText"/>
-      </w:pPr>
-      <w:r>
-        <w:t xml:space="preserve">IRINA: Но мы же действительно вынуждены. Курс — не наша воля.</w:t>
-      </w:r>
-    </w:p>
-    <w:p>
-      <w:pPr>
-        <w:pStyle w:val="BodyText"/>
-      </w:pPr>
-      <w:r>
-        <w:t xml:space="preserve">OLGA: Курс — не наша. А двенадцать — наша. Мы могли тридцать один. Мы решили двенадцать. Это решение. Не принуждение.</w:t>
-      </w:r>
-    </w:p>
-    <w:p>
-      <w:pPr>
-        <w:pStyle w:val="BodyText"/>
-      </w:pPr>
-      <w:r>
-        <w:t xml:space="preserve">ALEKSEY: «Мы решили». Не «мы вынуждены». Мне нравится. Но это страшнее. Тогда мы отвечаем.</w:t>
-      </w:r>
-    </w:p>
-    <w:p>
-      <w:pPr>
-        <w:pStyle w:val="BodyText"/>
-      </w:pPr>
-      <w:r>
-        <w:t xml:space="preserve">OLGA: Вот. Поэтому все и пишут «вынуждены». Чтобы не отвечать.</w:t>
-      </w:r>
-    </w:p>
-    <w:p>
-      <w:pPr>
-        <w:pStyle w:val="BodyText"/>
-      </w:pPr>
-      <w:r>
-        <w:t xml:space="preserve">KIRILL: А можно показать цифры? Прямо в письме? Кто сколько несёт. Как вчера на доске.</w:t>
-      </w:r>
-    </w:p>
-    <w:p>
-      <w:pPr>
-        <w:pStyle w:val="BodyText"/>
-      </w:pPr>
-      <w:r>
-        <w:t xml:space="preserve">IRINA: Показать врачам нашу маржу? Это… никто так не делает.</w:t>
-      </w:r>
-    </w:p>
-    <w:p>
-      <w:pPr>
-        <w:pStyle w:val="BodyText"/>
-      </w:pPr>
-      <w:r>
-        <w:t xml:space="preserve">ALEKSEY: Никто не отдавал три пункта без просьбы. Никто не делил курс на пятерых, по силам, как вчера. Никто не писал протокол «Одна чайхана». Вчера мы уже сделали то, что никто не делает. Одним письмом больше — уже не страшно.</w:t>
-      </w:r>
-    </w:p>
-    <w:p>
-      <w:pPr>
-        <w:pStyle w:val="BodyText"/>
-      </w:pPr>
-      <w:r>
-        <w:t xml:space="preserve">DIMA: Хорошо. Переписываю. Без «вынуждены». С цифрами. К обеду.</w:t>
-      </w:r>
-    </w:p>
-    <w:p>
-      <w:pPr>
-        <w:pStyle w:val="BodyText"/>
-      </w:pPr>
-      <w:r>
-        <w:t xml:space="preserve">OLGA: К обеду — черновик. Ко вторнику — письмо. Президент Седжин будет читать. Помните? Экзамен.</w:t>
+        <w:t xml:space="preserve">OLGA: Стоп. Первое слово — «уважаемые», и это хорошо. Пятое слово — «вынуждены», и это плохо, так что дальше не читайте.</w:t>
+      </w:r>
+    </w:p>
+    <w:p>
+      <w:pPr>
+        <w:pStyle w:val="BodyText"/>
+      </w:pPr>
+      <w:r>
+        <w:t xml:space="preserve">DIMA: Почему? Так пишут все. Я видел двадцать таких писем от всех поставщиков, которые у нас есть.</w:t>
+      </w:r>
+    </w:p>
+    <w:p>
+      <w:pPr>
+        <w:pStyle w:val="BodyText"/>
+      </w:pPr>
+      <w:r>
+        <w:t xml:space="preserve">OLGA: Именно поэтому. Двадцать писем, и в каждом «вынуждены». Врач читает и думает: «Врут, как всегда».</w:t>
+      </w:r>
+    </w:p>
+    <w:p>
+      <w:pPr>
+        <w:pStyle w:val="BodyText"/>
+      </w:pPr>
+      <w:r>
+        <w:t xml:space="preserve">IRINA: Но мы же действительно вынуждены, Ольга Петровна. Курс ведь не зависит от нашей воли.</w:t>
+      </w:r>
+    </w:p>
+    <w:p>
+      <w:pPr>
+        <w:pStyle w:val="BodyText"/>
+      </w:pPr>
+      <w:r>
+        <w:t xml:space="preserve">OLGA: Курс — не наша воля, а двенадцать процентов — наша. Мы могли поднять на тридцать один, но решили на двенадцать. Это решение, а не принуждение.</w:t>
+      </w:r>
+    </w:p>
+    <w:p>
+      <w:pPr>
+        <w:pStyle w:val="BodyText"/>
+      </w:pPr>
+      <w:r>
+        <w:t xml:space="preserve">ALEKSEY: «Мы решили», а не «мы вынуждены» — мне это нравится. Но так страшнее, потому что тогда мы отвечаем сами.</w:t>
+      </w:r>
+    </w:p>
+    <w:p>
+      <w:pPr>
+        <w:pStyle w:val="BodyText"/>
+      </w:pPr>
+      <w:r>
+        <w:t xml:space="preserve">OLGA: Вот именно. Поэтому все и пишут «вынуждены», чтобы ни за что не отвечать.</w:t>
+      </w:r>
+    </w:p>
+    <w:p>
+      <w:pPr>
+        <w:pStyle w:val="BodyText"/>
+      </w:pPr>
+      <w:r>
+        <w:t xml:space="preserve">KIRILL: А можно показать цифры прямо в письме? Кто сколько несёт, как вчера на доске.</w:t>
+      </w:r>
+    </w:p>
+    <w:p>
+      <w:pPr>
+        <w:pStyle w:val="BodyText"/>
+      </w:pPr>
+      <w:r>
+        <w:t xml:space="preserve">IRINA: Показать врачам нашу маржу? Это… так никто не делает, Кирилл.</w:t>
+      </w:r>
+    </w:p>
+    <w:p>
+      <w:pPr>
+        <w:pStyle w:val="BodyText"/>
+      </w:pPr>
+      <w:r>
+        <w:t xml:space="preserve">ALEKSEY: Никто не отдавал три пункта без просьбы. Никто не делил курс на пятерых, по силам, как мы вчера. Никто не писал протокол «Одна чайхана». Вчера мы уже сделали то, чего никто не делает, поэтому одно письмо сверху — это уже не страшно.</w:t>
+      </w:r>
+    </w:p>
+    <w:p>
+      <w:pPr>
+        <w:pStyle w:val="BodyText"/>
+      </w:pPr>
+      <w:r>
+        <w:t xml:space="preserve">DIMA: Хорошо, я всё перепишу: без «вынуждены» и с цифрами. Принесу к обеду.</w:t>
+      </w:r>
+    </w:p>
+    <w:p>
+      <w:pPr>
+        <w:pStyle w:val="BodyText"/>
+      </w:pPr>
+      <w:r>
+        <w:t xml:space="preserve">OLGA: К обеду нужен черновик, а ко вторнику — готовое письмо. Его будет читать президент Седжин, помните? Это экзамен.</w:t>
       </w:r>
     </w:p>
     <w:bookmarkEnd w:id="21"/>
@@ -1241,15 +1241,15 @@
         <w:pStyle w:val="FirstParagraph"/>
       </w:pPr>
       <w:r>
-        <w:t xml:space="preserve">DIMA: Второй вариант. «Коллеги. Мы решили повысить цену на двенадцать процентов. С пятнадцатого марта. Объясняем почему».</w:t>
-      </w:r>
-    </w:p>
-    <w:p>
-      <w:pPr>
-        <w:pStyle w:val="BodyText"/>
-      </w:pPr>
-      <w:r>
-        <w:t xml:space="preserve">OLGA: Лучше. Дальше.</w:t>
+        <w:t xml:space="preserve">DIMA: «Коллеги. Мы решили повысить цену на двенадцать процентов. С пятнадцатого марта. Объясняем почему». Это второй вариант.</w:t>
+      </w:r>
+    </w:p>
+    <w:p>
+      <w:pPr>
+        <w:pStyle w:val="BodyText"/>
+      </w:pPr>
+      <w:r>
+        <w:t xml:space="preserve">OLGA: Уже лучше, чем утром. Читайте дальше.</w:t>
       </w:r>
     </w:p>
     <w:p>
@@ -1265,71 +1265,71 @@
         <w:pStyle w:val="BodyText"/>
       </w:pPr>
       <w:r>
-        <w:t xml:space="preserve">IRINA: Дальше я. Цифры мои. «„Мост“ несёт треть разницы: зарплаты учредителей, нашу маржу, кредит. Партнёры в регионах — ещё четверть, каждый по силам. Врачи — остальное. Это и есть двенадцать процентов к цене. Не тридцать один. И не больше».</w:t>
-      </w:r>
-    </w:p>
-    <w:p>
-      <w:pPr>
-        <w:pStyle w:val="BodyText"/>
-      </w:pPr>
-      <w:r>
-        <w:t xml:space="preserve">KORNILOVA: Можно я? Я врач. Я буду читать это письмо как врач. Мне не нужна ваша маржа, честно. Мне нужно знать одно: гель тот же? Экзамен тот же? Линия та же? Если хоть что-то урезали — скажите сейчас. Я пойму. Но не прощу, если узнаю потом.</w:t>
-      </w:r>
-    </w:p>
-    <w:p>
-      <w:pPr>
-        <w:pStyle w:val="BodyText"/>
-      </w:pPr>
-      <w:r>
-        <w:t xml:space="preserve">ALEKSEY: Тот же. Всё то же. Ничего не урезали.</w:t>
-      </w:r>
-    </w:p>
-    <w:p>
-      <w:pPr>
-        <w:pStyle w:val="BodyText"/>
-      </w:pPr>
-      <w:r>
-        <w:t xml:space="preserve">KORNILOVA: Тогда напишите это первым. Раньше цифр. «Гель, экзамен, линия, коды — без изменений». Потом — цена. Врач сначала боится не за кошелёк. Он боится за пациентку, которая лежит у него на кушетке. Кошелёк — потом. Всегда потом.</w:t>
-      </w:r>
-    </w:p>
-    <w:p>
-      <w:pPr>
-        <w:pStyle w:val="BodyText"/>
-      </w:pPr>
-      <w:r>
-        <w:t xml:space="preserve">DIMA: «Сначала — что не меняется. Потом — что меняется». Это… правильный порядок.</w:t>
-      </w:r>
-    </w:p>
-    <w:p>
-      <w:pPr>
-        <w:pStyle w:val="BodyText"/>
-      </w:pPr>
-      <w:r>
-        <w:t xml:space="preserve">KORNILOVA: Это порядок осмотра. Сначала — что здоровое. Потом — что болит.</w:t>
-      </w:r>
-    </w:p>
-    <w:p>
-      <w:pPr>
-        <w:pStyle w:val="BodyText"/>
-      </w:pPr>
-      <w:r>
-        <w:t xml:space="preserve">IRINA: А мои цифры? Куда?</w:t>
-      </w:r>
-    </w:p>
-    <w:p>
-      <w:pPr>
-        <w:pStyle w:val="BodyText"/>
-      </w:pPr>
-      <w:r>
-        <w:t xml:space="preserve">KORNILOVA: Вторым абзацем. Цифры — это анализы. Их смотрят после осмотра.</w:t>
-      </w:r>
-    </w:p>
-    <w:p>
-      <w:pPr>
-        <w:pStyle w:val="BodyText"/>
-      </w:pPr>
-      <w:r>
-        <w:t xml:space="preserve">OLGA: Записываю. Третий вариант. Порядок Корниловой.</w:t>
+        <w:t xml:space="preserve">IRINA: Дальше прочитаю я, потому что цифры мои. «„Мост“ несёт треть разницы: зарплаты учредителей, нашу маржу, кредит. Партнёры в регионах — ещё четверть, каждый по силам. Врачи — остальное. Это и есть двенадцать процентов к цене. Не тридцать один. И не больше».</w:t>
+      </w:r>
+    </w:p>
+    <w:p>
+      <w:pPr>
+        <w:pStyle w:val="BodyText"/>
+      </w:pPr>
+      <w:r>
+        <w:t xml:space="preserve">KORNILOVA: Можно я? Я врач и буду читать это письмо как врач. Честно говоря, ваша маржа мне не нужна. Мне нужно знать одно: гель тот же, экзамен тот же, линия та же? Если вы хоть что-то урезали, скажите сейчас, и я пойму. Но я не прощу, если узнаю об этом потом.</w:t>
+      </w:r>
+    </w:p>
+    <w:p>
+      <w:pPr>
+        <w:pStyle w:val="BodyText"/>
+      </w:pPr>
+      <w:r>
+        <w:t xml:space="preserve">ALEKSEY: Всё то же самое, Елена Викторовна. Мы ничего не урезали.</w:t>
+      </w:r>
+    </w:p>
+    <w:p>
+      <w:pPr>
+        <w:pStyle w:val="BodyText"/>
+      </w:pPr>
+      <w:r>
+        <w:t xml:space="preserve">KORNILOVA: Тогда напишите это первым, раньше цифр: «Гель, экзамен, линия, коды — без изменений». Потом уже цена. Врач сначала боится не за кошелёк. Он боится за пациентку, которая лежит у него на кушетке. Кошелёк — потом. Всегда потом, сколько бы ни стоил шприц.</w:t>
+      </w:r>
+    </w:p>
+    <w:p>
+      <w:pPr>
+        <w:pStyle w:val="BodyText"/>
+      </w:pPr>
+      <w:r>
+        <w:t xml:space="preserve">DIMA: «Сначала — что не меняется. Потом — что меняется». Это… кажется, правильный порядок.</w:t>
+      </w:r>
+    </w:p>
+    <w:p>
+      <w:pPr>
+        <w:pStyle w:val="BodyText"/>
+      </w:pPr>
+      <w:r>
+        <w:t xml:space="preserve">KORNILOVA: Это порядок осмотра. Сначала смотрят, что здоровое, а потом уже то, что болит.</w:t>
+      </w:r>
+    </w:p>
+    <w:p>
+      <w:pPr>
+        <w:pStyle w:val="BodyText"/>
+      </w:pPr>
+      <w:r>
+        <w:t xml:space="preserve">IRINA: А мои цифры? Куда их поставить?</w:t>
+      </w:r>
+    </w:p>
+    <w:p>
+      <w:pPr>
+        <w:pStyle w:val="BodyText"/>
+      </w:pPr>
+      <w:r>
+        <w:t xml:space="preserve">KORNILOVA: Вторым абзацем. Цифры — это анализы, а анализы смотрят после осмотра.</w:t>
+      </w:r>
+    </w:p>
+    <w:p>
+      <w:pPr>
+        <w:pStyle w:val="BodyText"/>
+      </w:pPr>
+      <w:r>
+        <w:t xml:space="preserve">OLGA: Записываю: третий вариант пишем по порядку Корниловой.</w:t>
       </w:r>
     </w:p>
     <w:p>
@@ -1345,175 +1345,175 @@
         <w:pStyle w:val="BodyText"/>
       </w:pPr>
       <w:r>
-        <w:t xml:space="preserve">IRINA: Без повышения? У них плюс сорок. Я видела прайс.</w:t>
-      </w:r>
-    </w:p>
-    <w:p>
-      <w:pPr>
-        <w:pStyle w:val="BodyText"/>
-      </w:pPr>
-      <w:r>
-        <w:t xml:space="preserve">KIRILL: Пишут «без повышения» — и урезают объём. Был миллилитр — стал ноль восемь. Мастера проверили. Кристина написала.</w:t>
-      </w:r>
-    </w:p>
-    <w:p>
-      <w:pPr>
-        <w:pStyle w:val="BodyText"/>
-      </w:pPr>
-      <w:r>
-        <w:t xml:space="preserve">ALEKSEY: Кристина? Из «Видеть беду»?</w:t>
-      </w:r>
-    </w:p>
-    <w:p>
-      <w:pPr>
-        <w:pStyle w:val="BodyText"/>
-      </w:pPr>
-      <w:r>
-        <w:t xml:space="preserve">KIRILL: Она. Её мастера взвешивают шприцы. Серые урезали объём на двадцать процентов. Цена та же. Гель меньше.</w:t>
-      </w:r>
-    </w:p>
-    <w:p>
-      <w:pPr>
-        <w:pStyle w:val="BodyText"/>
-      </w:pPr>
-      <w:r>
-        <w:t xml:space="preserve">KORNILOVA: Вот это — «вынуждены». Только тихо. Без письма.</w:t>
-      </w:r>
-    </w:p>
-    <w:p>
-      <w:pPr>
-        <w:pStyle w:val="BodyText"/>
-      </w:pPr>
-      <w:r>
-        <w:t xml:space="preserve">OLGA: Это пишем? Про серых?</w:t>
-      </w:r>
-    </w:p>
-    <w:p>
-      <w:pPr>
-        <w:pStyle w:val="BodyText"/>
-      </w:pPr>
-      <w:r>
-        <w:t xml:space="preserve">ALEKSEY: Нет. Мы пишем про себя, не про других. Кристина пусть расскажет мастерам. Это её право.</w:t>
-      </w:r>
-    </w:p>
-    <w:p>
-      <w:pPr>
-        <w:pStyle w:val="BodyText"/>
-      </w:pPr>
-      <w:r>
-        <w:t xml:space="preserve">DIMA: Хорошо. Без серых. Ещё вопрос. Срок. Пятнадцатое марта — это две недели. Не мало?</w:t>
-      </w:r>
-    </w:p>
-    <w:p>
-      <w:pPr>
-        <w:pStyle w:val="BodyText"/>
-      </w:pPr>
-      <w:r>
-        <w:t xml:space="preserve">IRINA: Мало — для нас. Каждый день по старой цене — минус, я считала. Но для врача две недели — это честно. У врача пациентки записаны на март. По старой цене. Он им обещал. Мы не можем заставить его нарушить обещание из-за нашего курса.</w:t>
-      </w:r>
-    </w:p>
-    <w:p>
-      <w:pPr>
-        <w:pStyle w:val="BodyText"/>
-      </w:pPr>
-      <w:r>
-        <w:t xml:space="preserve">KORNILOVA: Две недели — минимум. Кто записан до пятнадцатого — по старой цене. Это справедливо.</w:t>
-      </w:r>
-    </w:p>
-    <w:p>
-      <w:pPr>
-        <w:pStyle w:val="BodyText"/>
-      </w:pPr>
-      <w:r>
-        <w:t xml:space="preserve">ALEKSEY: И ещё. Последний абзац. Не «с уважением, коллектив». От меня. Своим именем. С телефоном.</w:t>
-      </w:r>
-    </w:p>
-    <w:p>
-      <w:pPr>
-        <w:pStyle w:val="BodyText"/>
-      </w:pPr>
-      <w:r>
-        <w:t xml:space="preserve">OLGA: С телефоном? Своим? Вам позвонят двести врачей.</w:t>
-      </w:r>
-    </w:p>
-    <w:p>
-      <w:pPr>
-        <w:pStyle w:val="BodyText"/>
-      </w:pPr>
-      <w:r>
-        <w:t xml:space="preserve">ALEKSEY: Пусть звонят. Если я решил — я и отвечаю. Это и значит «мы решили».</w:t>
-      </w:r>
-    </w:p>
-    <w:p>
-      <w:pPr>
-        <w:pStyle w:val="BodyText"/>
-      </w:pPr>
-      <w:r>
-        <w:t xml:space="preserve">IRINA: Двести звонков. В ваше окно? Или в их?</w:t>
-      </w:r>
-    </w:p>
-    <w:p>
-      <w:pPr>
-        <w:pStyle w:val="BodyText"/>
-      </w:pPr>
-      <w:r>
-        <w:t xml:space="preserve">ALEKSEY: В их. Первую неделю — в любое. Потом — как у всех.</w:t>
-      </w:r>
-    </w:p>
-    <w:p>
-      <w:pPr>
-        <w:pStyle w:val="BodyText"/>
-      </w:pPr>
-      <w:r>
-        <w:t xml:space="preserve">KIRILL: Можно я поставлю счётчик? Сколько позвонили. Сколько ругались. Сколько поблагодарили.</w:t>
-      </w:r>
-    </w:p>
-    <w:p>
-      <w:pPr>
-        <w:pStyle w:val="BodyText"/>
-      </w:pPr>
-      <w:r>
-        <w:t xml:space="preserve">DIMA: Поблагодарили? За повышение цены?</w:t>
-      </w:r>
-    </w:p>
-    <w:p>
-      <w:pPr>
-        <w:pStyle w:val="BodyText"/>
-      </w:pPr>
-      <w:r>
-        <w:t xml:space="preserve">KIRILL: Посмотрим. Я люблю данные.</w:t>
-      </w:r>
-    </w:p>
-    <w:p>
-      <w:pPr>
-        <w:pStyle w:val="BodyText"/>
-      </w:pPr>
-      <w:r>
-        <w:t xml:space="preserve">OLGA: Финальный текст. Читаю. Если кто-то найдёт «вынуждены» — получит шоколадку.</w:t>
-      </w:r>
-    </w:p>
-    <w:p>
-      <w:pPr>
-        <w:pStyle w:val="BodyText"/>
-      </w:pPr>
-      <w:r>
-        <w:t xml:space="preserve">DIMA: А если я найду?</w:t>
-      </w:r>
-    </w:p>
-    <w:p>
-      <w:pPr>
-        <w:pStyle w:val="BodyText"/>
-      </w:pPr>
-      <w:r>
-        <w:t xml:space="preserve">OLGA: Тогда шоколадка — мне. За то, что пропустила.</w:t>
-      </w:r>
-    </w:p>
-    <w:p>
-      <w:pPr>
-        <w:pStyle w:val="BodyText"/>
-      </w:pPr>
-      <w:r>
-        <w:t xml:space="preserve">KIRILL: Я начинаю искать.</w:t>
+        <w:t xml:space="preserve">IRINA: Как это без повышения? У них плюс сорок, я сама видела прайс.</w:t>
+      </w:r>
+    </w:p>
+    <w:p>
+      <w:pPr>
+        <w:pStyle w:val="BodyText"/>
+      </w:pPr>
+      <w:r>
+        <w:t xml:space="preserve">KIRILL: Они пишут «без повышения», а сами урезают объём: был миллилитр, стало ноль восемь. Мастера проверили, Кристина об этом написала.</w:t>
+      </w:r>
+    </w:p>
+    <w:p>
+      <w:pPr>
+        <w:pStyle w:val="BodyText"/>
+      </w:pPr>
+      <w:r>
+        <w:t xml:space="preserve">ALEKSEY: Кристина? Та самая, из «Видеть беду»?</w:t>
+      </w:r>
+    </w:p>
+    <w:p>
+      <w:pPr>
+        <w:pStyle w:val="BodyText"/>
+      </w:pPr>
+      <w:r>
+        <w:t xml:space="preserve">KIRILL: Да, она. Её мастера взвешивают шприцы. Серые урезали объём на двадцать процентов, цена осталась та же, а геля меньше.</w:t>
+      </w:r>
+    </w:p>
+    <w:p>
+      <w:pPr>
+        <w:pStyle w:val="BodyText"/>
+      </w:pPr>
+      <w:r>
+        <w:t xml:space="preserve">KORNILOVA: Вот это и есть настоящее «вынуждены», только тихое и без всякого письма.</w:t>
+      </w:r>
+    </w:p>
+    <w:p>
+      <w:pPr>
+        <w:pStyle w:val="BodyText"/>
+      </w:pPr>
+      <w:r>
+        <w:t xml:space="preserve">OLGA: А это мы тоже пишем? Про серых?</w:t>
+      </w:r>
+    </w:p>
+    <w:p>
+      <w:pPr>
+        <w:pStyle w:val="BodyText"/>
+      </w:pPr>
+      <w:r>
+        <w:t xml:space="preserve">ALEKSEY: Нет. Мы пишем про себя, а не про других. Пусть Кристина сама расскажет мастерам, это её право.</w:t>
+      </w:r>
+    </w:p>
+    <w:p>
+      <w:pPr>
+        <w:pStyle w:val="BodyText"/>
+      </w:pPr>
+      <w:r>
+        <w:t xml:space="preserve">DIMA: Хорошо, без серых. Но есть ещё вопрос про срок: пятнадцатое марта — это всего две недели. Не мало?</w:t>
+      </w:r>
+    </w:p>
+    <w:p>
+      <w:pPr>
+        <w:pStyle w:val="BodyText"/>
+      </w:pPr>
+      <w:r>
+        <w:t xml:space="preserve">IRINA: Для нас мало, потому что каждый день по старой цене — это минус, я считала. Но для врача две недели — это честно. У врача пациентки уже записаны на март по старой цене, и он им это обещал. Мы не можем заставить его нарушить обещание из-за нашего курса.</w:t>
+      </w:r>
+    </w:p>
+    <w:p>
+      <w:pPr>
+        <w:pStyle w:val="BodyText"/>
+      </w:pPr>
+      <w:r>
+        <w:t xml:space="preserve">KORNILOVA: Две недели — это минимум. Кто записан до пятнадцатого, тот платит по старой цене, и это справедливо.</w:t>
+      </w:r>
+    </w:p>
+    <w:p>
+      <w:pPr>
+        <w:pStyle w:val="BodyText"/>
+      </w:pPr>
+      <w:r>
+        <w:t xml:space="preserve">ALEKSEY: И ещё про последний абзац. Не надо «с уважением, коллектив». Я подпишу письмо от себя, своим именем и с телефоном.</w:t>
+      </w:r>
+    </w:p>
+    <w:p>
+      <w:pPr>
+        <w:pStyle w:val="BodyText"/>
+      </w:pPr>
+      <w:r>
+        <w:t xml:space="preserve">OLGA: Со своим телефоном? Алексей Николаевич, вам же позвонят двести врачей.</w:t>
+      </w:r>
+    </w:p>
+    <w:p>
+      <w:pPr>
+        <w:pStyle w:val="BodyText"/>
+      </w:pPr>
+      <w:r>
+        <w:t xml:space="preserve">ALEKSEY: Пусть звонят. Если я решил, значит, я и отвечаю. Это и значит «мы решили».</w:t>
+      </w:r>
+    </w:p>
+    <w:p>
+      <w:pPr>
+        <w:pStyle w:val="BodyText"/>
+      </w:pPr>
+      <w:r>
+        <w:t xml:space="preserve">IRINA: Двести звонков — в ваше окно или в их?</w:t>
+      </w:r>
+    </w:p>
+    <w:p>
+      <w:pPr>
+        <w:pStyle w:val="BodyText"/>
+      </w:pPr>
+      <w:r>
+        <w:t xml:space="preserve">ALEKSEY: В их окно. Первую неделю — в любое время, а потом — как у всех.</w:t>
+      </w:r>
+    </w:p>
+    <w:p>
+      <w:pPr>
+        <w:pStyle w:val="BodyText"/>
+      </w:pPr>
+      <w:r>
+        <w:t xml:space="preserve">KIRILL: Можно я поставлю счётчик? Сколько человек позвонили, сколько ругались и сколько поблагодарили.</w:t>
+      </w:r>
+    </w:p>
+    <w:p>
+      <w:pPr>
+        <w:pStyle w:val="BodyText"/>
+      </w:pPr>
+      <w:r>
+        <w:t xml:space="preserve">DIMA: Поблагодарили? Ты думаешь, кто-то скажет спасибо за повышение цены?</w:t>
+      </w:r>
+    </w:p>
+    <w:p>
+      <w:pPr>
+        <w:pStyle w:val="BodyText"/>
+      </w:pPr>
+      <w:r>
+        <w:t xml:space="preserve">KIRILL: Посмотрим. Я люблю данные, а данные иногда удивляют.</w:t>
+      </w:r>
+    </w:p>
+    <w:p>
+      <w:pPr>
+        <w:pStyle w:val="BodyText"/>
+      </w:pPr>
+      <w:r>
+        <w:t xml:space="preserve">OLGA: Читаю финальный текст. Если кто-то найдёт в нём «вынуждены», получит шоколадку.</w:t>
+      </w:r>
+    </w:p>
+    <w:p>
+      <w:pPr>
+        <w:pStyle w:val="BodyText"/>
+      </w:pPr>
+      <w:r>
+        <w:t xml:space="preserve">DIMA: А если это слово найду я?</w:t>
+      </w:r>
+    </w:p>
+    <w:p>
+      <w:pPr>
+        <w:pStyle w:val="BodyText"/>
+      </w:pPr>
+      <w:r>
+        <w:t xml:space="preserve">OLGA: Тогда шоколадка достанется мне, за то, что я его пропустила.</w:t>
+      </w:r>
+    </w:p>
+    <w:p>
+      <w:pPr>
+        <w:pStyle w:val="BodyText"/>
+      </w:pPr>
+      <w:r>
+        <w:t xml:space="preserve">KIRILL: Тогда я начинаю искать прямо сейчас.</w:t>
       </w:r>
     </w:p>
     <w:bookmarkEnd w:id="22"/>
@@ -1531,239 +1531,239 @@
         <w:pStyle w:val="FirstParagraph"/>
       </w:pPr>
       <w:r>
-        <w:t xml:space="preserve">ALEKSEY: Воронцов. Слушаю. Да, это я подписал. Да, мой номер.</w:t>
-      </w:r>
-    </w:p>
-    <w:p>
-      <w:pPr>
-        <w:pStyle w:val="BodyText"/>
-      </w:pPr>
-      <w:r>
-        <w:t xml:space="preserve">FOMINA: Алексей Николаевич, это Фомина. Тула. Я прочитала ваше письмо. Два раза. Первый — как врач. Второй — как бухгалтер. Я ведь ещё и бухгалтер в своей клинике, с тех пор как сократила бухгалтера. Тула — не Москва.</w:t>
-      </w:r>
-    </w:p>
-    <w:p>
-      <w:pPr>
-        <w:pStyle w:val="BodyText"/>
-      </w:pPr>
-      <w:r>
-        <w:t xml:space="preserve">ALEKSEY: Надежда Сергеевна. И что скажет бухгалтер?</w:t>
-      </w:r>
-    </w:p>
-    <w:p>
-      <w:pPr>
-        <w:pStyle w:val="BodyText"/>
-      </w:pPr>
-      <w:r>
-        <w:t xml:space="preserve">FOMINA: Бухгалтер скажет: двенадцать — больно. А врач скажет: спасибо, что первым абзацем — линия и экзамен. Тридцать лет мне пишут письма поставщики. Тридцать лет начинают с цены. Вы — первые, кто начал с пациентки.</w:t>
-      </w:r>
-    </w:p>
-    <w:p>
-      <w:pPr>
-        <w:pStyle w:val="BodyText"/>
-      </w:pPr>
-      <w:r>
-        <w:t xml:space="preserve">ALEKSEY: Это Корнилова. Её порядок.</w:t>
-      </w:r>
-    </w:p>
-    <w:p>
-      <w:pPr>
-        <w:pStyle w:val="BodyText"/>
-      </w:pPr>
-      <w:r>
-        <w:t xml:space="preserve">FOMINA: Я так и подумала. Порядок осмотра. Передайте ей.</w:t>
-      </w:r>
-    </w:p>
-    <w:p>
-      <w:pPr>
-        <w:pStyle w:val="BodyText"/>
-      </w:pPr>
-      <w:r>
-        <w:t xml:space="preserve">ALEKSEY: Передам. Она будет рада. Хотя не покажет.</w:t>
-      </w:r>
-    </w:p>
-    <w:p>
-      <w:pPr>
-        <w:pStyle w:val="BodyText"/>
-      </w:pPr>
-      <w:r>
-        <w:t xml:space="preserve">FOMINA: Не покажет. Она никогда не показывает. Я у неё училась.</w:t>
-      </w:r>
-    </w:p>
-    <w:p>
-      <w:pPr>
-        <w:pStyle w:val="BodyText"/>
-      </w:pPr>
-      <w:r>
-        <w:t xml:space="preserve">KIRILL: Счётчик. Сорок семь звонков. Ругались — двенадцать. Задавали вопросы — двадцать восемь. Поблагодарили — семь. Семь!</w:t>
-      </w:r>
-    </w:p>
-    <w:p>
-      <w:pPr>
-        <w:pStyle w:val="BodyText"/>
-      </w:pPr>
-      <w:r>
-        <w:t xml:space="preserve">GORDEEVA: Воронцов? Гордеева. Сеть «Белла Вита». Двенадцать клиник. Москва и область. Мы ваш крупнейший клиент в Москве.</w:t>
-      </w:r>
-    </w:p>
-    <w:p>
-      <w:pPr>
-        <w:pStyle w:val="BodyText"/>
-      </w:pPr>
-      <w:r>
-        <w:t xml:space="preserve">ALEKSEY: Эльвира Маратовна. Знаю. Слушаю.</w:t>
-      </w:r>
-    </w:p>
-    <w:p>
-      <w:pPr>
-        <w:pStyle w:val="BodyText"/>
-      </w:pPr>
-      <w:r>
-        <w:t xml:space="preserve">GORDEEVA: Я прочитала ваше письмо. Красиво. Трогательно. Корнилова, линия, коды. Но мне нужно другое. Для «Белла Вита» — ноль процентов. Мы берём восемьсот шприцев в месяц. За такой объём — исключение. Так работает весь рынок.</w:t>
-      </w:r>
-    </w:p>
-    <w:p>
-      <w:pPr>
-        <w:pStyle w:val="BodyText"/>
-      </w:pPr>
-      <w:r>
-        <w:t xml:space="preserve">ALEKSEY: Исключений нет. Одна цена для всех врачей. По всей стране. Это пять лет.</w:t>
-      </w:r>
-    </w:p>
-    <w:p>
-      <w:pPr>
-        <w:pStyle w:val="BodyText"/>
-      </w:pPr>
-      <w:r>
-        <w:t xml:space="preserve">GORDEEVA: Пять лет вы были маленькими. Теперь вы большие. У больших бывают исключения.</w:t>
-      </w:r>
-    </w:p>
-    <w:p>
-      <w:pPr>
-        <w:pStyle w:val="BodyText"/>
-      </w:pPr>
-      <w:r>
-        <w:t xml:space="preserve">ALEKSEY: У больших бывают одиннадцать цен. И одиннадцать серых рынков между ними. Мы это уже считали. С Шершнёвым.</w:t>
-      </w:r>
-    </w:p>
-    <w:p>
-      <w:pPr>
-        <w:pStyle w:val="BodyText"/>
-      </w:pPr>
-      <w:r>
-        <w:t xml:space="preserve">GORDEEVA: Не знаю никакого Шершнёва. Знаю «Северную Фарму». Волков даст мне ноль. На аналог.</w:t>
-      </w:r>
-    </w:p>
-    <w:p>
-      <w:pPr>
-        <w:pStyle w:val="BodyText"/>
-      </w:pPr>
-      <w:r>
-        <w:t xml:space="preserve">ALEKSEY: Может быть. Это ваше право. Ваши пациентки. Ваш выбор.</w:t>
-      </w:r>
-    </w:p>
-    <w:p>
-      <w:pPr>
-        <w:pStyle w:val="BodyText"/>
-      </w:pPr>
-      <w:r>
-        <w:t xml:space="preserve">GORDEEVA: Вы не боитесь потерять восемьсот шприцев в месяц? В кризис?</w:t>
-      </w:r>
-    </w:p>
-    <w:p>
-      <w:pPr>
-        <w:pStyle w:val="BodyText"/>
-      </w:pPr>
-      <w:r>
-        <w:t xml:space="preserve">ALEKSEY: Боюсь. Очень. Но если я дам вам ноль, завтра мне позвонит Фомина из Тулы. Она берёт сорок шприцев. И спросит: «А почему мне двенадцать?» Что я ей отвечу? «Потому что вы маленькая»?</w:t>
-      </w:r>
-    </w:p>
-    <w:p>
-      <w:pPr>
-        <w:pStyle w:val="BodyText"/>
-      </w:pPr>
-      <w:r>
-        <w:t xml:space="preserve">GORDEEVA: Ответите: «Такой рынок».</w:t>
-      </w:r>
-    </w:p>
-    <w:p>
-      <w:pPr>
-        <w:pStyle w:val="BodyText"/>
-      </w:pPr>
-      <w:r>
-        <w:t xml:space="preserve">ALEKSEY: Тогда я буду как все. Тогда зачем мне картонка над дверью.</w:t>
-      </w:r>
-    </w:p>
-    <w:p>
-      <w:pPr>
-        <w:pStyle w:val="BodyText"/>
-      </w:pPr>
-      <w:r>
-        <w:t xml:space="preserve">GORDEEVA: Картонка. Мне про неё говорили. Хорошо. Я подумаю до пятницы. Но готовьтесь.</w:t>
-      </w:r>
-    </w:p>
-    <w:p>
-      <w:pPr>
-        <w:pStyle w:val="BodyText"/>
-      </w:pPr>
-      <w:r>
-        <w:t xml:space="preserve">ALEKSEY: До пятницы. Я буду здесь.</w:t>
-      </w:r>
-    </w:p>
-    <w:p>
-      <w:pPr>
-        <w:pStyle w:val="BodyText"/>
-      </w:pPr>
-      <w:r>
-        <w:t xml:space="preserve">DIMA: «Белла Вита»… Это двенадцать процентов наших московских продаж. Алексей Николаевич, может быть…</w:t>
-      </w:r>
-    </w:p>
-    <w:p>
-      <w:pPr>
-        <w:pStyle w:val="BodyText"/>
-      </w:pPr>
-      <w:r>
-        <w:t xml:space="preserve">ALEKSEY: Нет, Дима. Не «может быть». Ты сам писал письмо. «Одна цена». Ты его сам подписал вторым.</w:t>
-      </w:r>
-    </w:p>
-    <w:p>
-      <w:pPr>
-        <w:pStyle w:val="BodyText"/>
-      </w:pPr>
-      <w:r>
-        <w:t xml:space="preserve">DIMA: Подписал. Я не думал, что первым позвонит самый большой.</w:t>
-      </w:r>
-    </w:p>
-    <w:p>
-      <w:pPr>
-        <w:pStyle w:val="BodyText"/>
-      </w:pPr>
-      <w:r>
-        <w:t xml:space="preserve">ALEKSEY: Самый большой всегда звонит первым. Он думает, что ему положено.</w:t>
-      </w:r>
-    </w:p>
-    <w:p>
-      <w:pPr>
-        <w:pStyle w:val="BodyText"/>
-      </w:pPr>
-      <w:r>
-        <w:t xml:space="preserve">DIMA: А маленький — последним?</w:t>
-      </w:r>
-    </w:p>
-    <w:p>
-      <w:pPr>
-        <w:pStyle w:val="BodyText"/>
-      </w:pPr>
-      <w:r>
-        <w:t xml:space="preserve">ALEKSEY: Маленький не звонит. Маленький просто уходит. Тихо. Поэтому мы и пишем письма маленьким.</w:t>
-      </w:r>
-    </w:p>
-    <w:p>
-      <w:pPr>
-        <w:pStyle w:val="BodyText"/>
-      </w:pPr>
-      <w:r>
-        <w:t xml:space="preserve">KIRILL: Счётчик. Шестьдесят три. Поблагодарили — одиннадцать. Ругались — четырнадцать. «Белла Вита» — отдельная строчка. Красная.</w:t>
+        <w:t xml:space="preserve">ALEKSEY: Воронцов, слушаю. Да, это письмо подписал я, и номер тоже мой.</w:t>
+      </w:r>
+    </w:p>
+    <w:p>
+      <w:pPr>
+        <w:pStyle w:val="BodyText"/>
+      </w:pPr>
+      <w:r>
+        <w:t xml:space="preserve">FOMINA: Алексей Николаевич, это Фомина из Тулы. Я прочитала ваше письмо два раза: первый раз как врач, второй — как бухгалтер. Я ведь ещё и бухгалтер в своей клинике с тех пор, как сократила бухгалтера, потому что Тула — не Москва.</w:t>
+      </w:r>
+    </w:p>
+    <w:p>
+      <w:pPr>
+        <w:pStyle w:val="BodyText"/>
+      </w:pPr>
+      <w:r>
+        <w:t xml:space="preserve">ALEKSEY: Надежда Сергеевна, рад вас слышать. И что же скажет бухгалтер?</w:t>
+      </w:r>
+    </w:p>
+    <w:p>
+      <w:pPr>
+        <w:pStyle w:val="BodyText"/>
+      </w:pPr>
+      <w:r>
+        <w:t xml:space="preserve">FOMINA: Бухгалтер скажет, что двенадцать — это больно. А врач скажет спасибо за то, что в первом абзаце линия и экзамен. Тридцать лет мне пишут письма поставщики, и тридцать лет они начинают с цены. Вы первые, кто начал с пациентки, и я это запомню.</w:t>
+      </w:r>
+    </w:p>
+    <w:p>
+      <w:pPr>
+        <w:pStyle w:val="BodyText"/>
+      </w:pPr>
+      <w:r>
+        <w:t xml:space="preserve">ALEKSEY: Это заслуга Корниловой, это её порядок.</w:t>
+      </w:r>
+    </w:p>
+    <w:p>
+      <w:pPr>
+        <w:pStyle w:val="BodyText"/>
+      </w:pPr>
+      <w:r>
+        <w:t xml:space="preserve">FOMINA: Я так и подумала, ведь это порядок осмотра. Передайте ей от меня спасибо.</w:t>
+      </w:r>
+    </w:p>
+    <w:p>
+      <w:pPr>
+        <w:pStyle w:val="BodyText"/>
+      </w:pPr>
+      <w:r>
+        <w:t xml:space="preserve">ALEKSEY: Передам. Она будет рада, хотя, конечно, не покажет этого.</w:t>
+      </w:r>
+    </w:p>
+    <w:p>
+      <w:pPr>
+        <w:pStyle w:val="BodyText"/>
+      </w:pPr>
+      <w:r>
+        <w:t xml:space="preserve">FOMINA: Не покажет, она никогда не показывает. Я ведь у неё училась, так что знаю.</w:t>
+      </w:r>
+    </w:p>
+    <w:p>
+      <w:pPr>
+        <w:pStyle w:val="BodyText"/>
+      </w:pPr>
+      <w:r>
+        <w:t xml:space="preserve">KIRILL: Счётчик: сорок семь звонков. Ругались двенадцать, задавали вопросы двадцать восемь, а поблагодарили семь. Целых семь!</w:t>
+      </w:r>
+    </w:p>
+    <w:p>
+      <w:pPr>
+        <w:pStyle w:val="BodyText"/>
+      </w:pPr>
+      <w:r>
+        <w:t xml:space="preserve">GORDEEVA: Воронцов? Это Гордеева, сеть «Белла Вита», двенадцать клиник в Москве и области. Мы ваш крупнейший клиент в Москве.</w:t>
+      </w:r>
+    </w:p>
+    <w:p>
+      <w:pPr>
+        <w:pStyle w:val="BodyText"/>
+      </w:pPr>
+      <w:r>
+        <w:t xml:space="preserve">ALEKSEY: Эльвира Маратовна, я знаю, кто вы. Слушаю вас.</w:t>
+      </w:r>
+    </w:p>
+    <w:p>
+      <w:pPr>
+        <w:pStyle w:val="BodyText"/>
+      </w:pPr>
+      <w:r>
+        <w:t xml:space="preserve">GORDEEVA: Я прочитала ваше письмо. Красиво и трогательно: Корнилова, линия, коды. Но мне нужно другое. Для «Белла Вита» — ноль процентов. Мы берём восемьсот шприцев в месяц, а за такой объём положено исключение. Так работает весь рынок, и вы это прекрасно знаете.</w:t>
+      </w:r>
+    </w:p>
+    <w:p>
+      <w:pPr>
+        <w:pStyle w:val="BodyText"/>
+      </w:pPr>
+      <w:r>
+        <w:t xml:space="preserve">ALEKSEY: Исключений нет. У нас одна цена для всех врачей по всей стране, и так уже пять лет.</w:t>
+      </w:r>
+    </w:p>
+    <w:p>
+      <w:pPr>
+        <w:pStyle w:val="BodyText"/>
+      </w:pPr>
+      <w:r>
+        <w:t xml:space="preserve">GORDEEVA: Пять лет вы были маленькими, а теперь вы большие. У больших исключения бывают.</w:t>
+      </w:r>
+    </w:p>
+    <w:p>
+      <w:pPr>
+        <w:pStyle w:val="BodyText"/>
+      </w:pPr>
+      <w:r>
+        <w:t xml:space="preserve">ALEKSEY: У больших бывает одиннадцать цен и одиннадцать серых рынков между ними. Мы это уже считали, ещё с Шершнёвым.</w:t>
+      </w:r>
+    </w:p>
+    <w:p>
+      <w:pPr>
+        <w:pStyle w:val="BodyText"/>
+      </w:pPr>
+      <w:r>
+        <w:t xml:space="preserve">GORDEEVA: Никакого Шершнёва я не знаю, зато знаю «Северную Фарму». Волков даст мне ноль на аналог.</w:t>
+      </w:r>
+    </w:p>
+    <w:p>
+      <w:pPr>
+        <w:pStyle w:val="BodyText"/>
+      </w:pPr>
+      <w:r>
+        <w:t xml:space="preserve">ALEKSEY: Может быть. Это ваше право, ваши пациентки и ваш выбор.</w:t>
+      </w:r>
+    </w:p>
+    <w:p>
+      <w:pPr>
+        <w:pStyle w:val="BodyText"/>
+      </w:pPr>
+      <w:r>
+        <w:t xml:space="preserve">GORDEEVA: И вы не боитесь потерять восемьсот шприцев в месяц, да ещё в кризис?</w:t>
+      </w:r>
+    </w:p>
+    <w:p>
+      <w:pPr>
+        <w:pStyle w:val="BodyText"/>
+      </w:pPr>
+      <w:r>
+        <w:t xml:space="preserve">ALEKSEY: Боюсь, и очень. Но если я дам вам ноль, завтра мне позвонит Фомина из Тулы, которая берёт сорок шприцев. Она спросит: «А почему мне двенадцать?» И что я ей отвечу? «Потому что вы маленькая»? Я бы не смог так ответить.</w:t>
+      </w:r>
+    </w:p>
+    <w:p>
+      <w:pPr>
+        <w:pStyle w:val="BodyText"/>
+      </w:pPr>
+      <w:r>
+        <w:t xml:space="preserve">GORDEEVA: Ответите ей: «Такой рынок». Все так отвечают.</w:t>
+      </w:r>
+    </w:p>
+    <w:p>
+      <w:pPr>
+        <w:pStyle w:val="BodyText"/>
+      </w:pPr>
+      <w:r>
+        <w:t xml:space="preserve">ALEKSEY: Тогда я буду как все, и тогда непонятно, зачем мне картонка над дверью.</w:t>
+      </w:r>
+    </w:p>
+    <w:p>
+      <w:pPr>
+        <w:pStyle w:val="BodyText"/>
+      </w:pPr>
+      <w:r>
+        <w:t xml:space="preserve">GORDEEVA: Картонка… Мне про неё говорили. Хорошо, я подумаю до пятницы. Но вы готовьтесь.</w:t>
+      </w:r>
+    </w:p>
+    <w:p>
+      <w:pPr>
+        <w:pStyle w:val="BodyText"/>
+      </w:pPr>
+      <w:r>
+        <w:t xml:space="preserve">ALEKSEY: Значит, до пятницы. Я буду здесь, на месте.</w:t>
+      </w:r>
+    </w:p>
+    <w:p>
+      <w:pPr>
+        <w:pStyle w:val="BodyText"/>
+      </w:pPr>
+      <w:r>
+        <w:t xml:space="preserve">DIMA: «Белла Вита» — это двенадцать процентов наших московских продаж. Алексей Николаевич, может быть…</w:t>
+      </w:r>
+    </w:p>
+    <w:p>
+      <w:pPr>
+        <w:pStyle w:val="BodyText"/>
+      </w:pPr>
+      <w:r>
+        <w:t xml:space="preserve">ALEKSEY: Нет, Дима, никаких «может быть». Ты сам писал письмо, где сказано «одна цена», и сам подписал его вторым.</w:t>
+      </w:r>
+    </w:p>
+    <w:p>
+      <w:pPr>
+        <w:pStyle w:val="BodyText"/>
+      </w:pPr>
+      <w:r>
+        <w:t xml:space="preserve">DIMA: Подписал. Просто я не думал, что первым позвонит самый большой клиент.</w:t>
+      </w:r>
+    </w:p>
+    <w:p>
+      <w:pPr>
+        <w:pStyle w:val="BodyText"/>
+      </w:pPr>
+      <w:r>
+        <w:t xml:space="preserve">ALEKSEY: Самый большой всегда звонит первым, потому что думает, что ему положено.</w:t>
+      </w:r>
+    </w:p>
+    <w:p>
+      <w:pPr>
+        <w:pStyle w:val="BodyText"/>
+      </w:pPr>
+      <w:r>
+        <w:t xml:space="preserve">DIMA: А маленький, значит, звонит последним?</w:t>
+      </w:r>
+    </w:p>
+    <w:p>
+      <w:pPr>
+        <w:pStyle w:val="BodyText"/>
+      </w:pPr>
+      <w:r>
+        <w:t xml:space="preserve">ALEKSEY: Маленький не звонит вообще. Маленький просто тихо уходит, поэтому мы и пишем письма маленьким.</w:t>
+      </w:r>
+    </w:p>
+    <w:p>
+      <w:pPr>
+        <w:pStyle w:val="BodyText"/>
+      </w:pPr>
+      <w:r>
+        <w:t xml:space="preserve">KIRILL: Счётчик: шестьдесят три звонка. Поблагодарили одиннадцать, ругались четырнадцать. А у «Белла Вита» отдельная строчка, и она красная.</w:t>
       </w:r>
     </w:p>
     <w:bookmarkEnd w:id="23"/>
@@ -1781,199 +1781,199 @@
         <w:pStyle w:val="FirstParagraph"/>
       </w:pPr>
       <w:r>
-        <w:t xml:space="preserve">IRINA: Пятница. Пять часов. «Белла Вита» молчит.</w:t>
-      </w:r>
-    </w:p>
-    <w:p>
-      <w:pPr>
-        <w:pStyle w:val="BodyText"/>
-      </w:pPr>
-      <w:r>
-        <w:t xml:space="preserve">DIMA: Может, она забыла? Может, всё нормально?</w:t>
-      </w:r>
-    </w:p>
-    <w:p>
-      <w:pPr>
-        <w:pStyle w:val="BodyText"/>
-      </w:pPr>
-      <w:r>
-        <w:t xml:space="preserve">OLGA: Такие не забывают. Такие тянут. Чтобы мы позвонили первыми и предложили «немного».</w:t>
-      </w:r>
-    </w:p>
-    <w:p>
-      <w:pPr>
-        <w:pStyle w:val="BodyText"/>
-      </w:pPr>
-      <w:r>
-        <w:t xml:space="preserve">ALEKSEY: Мы не позвоним.</w:t>
-      </w:r>
-    </w:p>
-    <w:p>
-      <w:pPr>
-        <w:pStyle w:val="BodyText"/>
-      </w:pPr>
-      <w:r>
-        <w:t xml:space="preserve">DIMA: А если позвонить не с ценой? Просто — спросить, как у неё дела? Как в Казани учили: «Сначала семья».</w:t>
-      </w:r>
-    </w:p>
-    <w:p>
-      <w:pPr>
-        <w:pStyle w:val="BodyText"/>
-      </w:pPr>
-      <w:r>
-        <w:t xml:space="preserve">ALEKSEY: Это хорошая мысль. Но не сегодня. Сегодня это будет выглядеть как «немного».</w:t>
-      </w:r>
-    </w:p>
-    <w:p>
-      <w:pPr>
-        <w:pStyle w:val="BodyText"/>
-      </w:pPr>
-      <w:r>
-        <w:t xml:space="preserve">GORDEEVA: Воронцов. Гордеева. Я обещала до пятницы. Пятница. Я ухожу. К Волкову.</w:t>
-      </w:r>
-    </w:p>
-    <w:p>
-      <w:pPr>
-        <w:pStyle w:val="BodyText"/>
-      </w:pPr>
-      <w:r>
-        <w:t xml:space="preserve">ALEKSEY: Понимаю. Спасибо, что сказали сами. Не через бухгалтерию.</w:t>
-      </w:r>
-    </w:p>
-    <w:p>
-      <w:pPr>
-        <w:pStyle w:val="BodyText"/>
-      </w:pPr>
-      <w:r>
-        <w:t xml:space="preserve">GORDEEVA: Вы не будете уговаривать?</w:t>
-      </w:r>
-    </w:p>
-    <w:p>
-      <w:pPr>
-        <w:pStyle w:val="BodyText"/>
-      </w:pPr>
-      <w:r>
-        <w:t xml:space="preserve">ALEKSEY: Нет. Вы взрослая. У вас двенадцать клиник, вы считаете лучше меня. Если Волков даёт ноль на аналог — вы будете колоть аналог. Ваш выбор. Прошу одно. Ваши врачи сдавали экзамен у Корниловой. Пусть у них останется номер линии. Если что-то пойдёт не так — пусть звонят. Бесплатно. Как всем.</w:t>
-      </w:r>
-    </w:p>
-    <w:p>
-      <w:pPr>
-        <w:pStyle w:val="BodyText"/>
-      </w:pPr>
-      <w:r>
-        <w:t xml:space="preserve">GORDEEVA: Линия — даже если мы ушли?</w:t>
-      </w:r>
-    </w:p>
-    <w:p>
-      <w:pPr>
-        <w:pStyle w:val="BodyText"/>
-      </w:pPr>
-      <w:r>
-        <w:t xml:space="preserve">ALEKSEY: Линия — для пациенток. Не для клиентов. Пациентки от вас не ушли.</w:t>
-      </w:r>
-    </w:p>
-    <w:p>
-      <w:pPr>
-        <w:pStyle w:val="BodyText"/>
-      </w:pPr>
-      <w:r>
-        <w:t xml:space="preserve">GORDEEVA: Вы странный. Мне так и говорили.</w:t>
-      </w:r>
-    </w:p>
-    <w:p>
-      <w:pPr>
-        <w:pStyle w:val="BodyText"/>
-      </w:pPr>
-      <w:r>
-        <w:t xml:space="preserve">VOLKOV: Воронцов? Волков. Звонила Гордеева. Уходит к нам. Сказала — вы не уговаривали. И оставили ей линию.</w:t>
-      </w:r>
-    </w:p>
-    <w:p>
-      <w:pPr>
-        <w:pStyle w:val="BodyText"/>
-      </w:pPr>
-      <w:r>
-        <w:t xml:space="preserve">ALEKSEY: Оставил. Пациентки ни при чём.</w:t>
-      </w:r>
-    </w:p>
-    <w:p>
-      <w:pPr>
-        <w:pStyle w:val="BodyText"/>
-      </w:pPr>
-      <w:r>
-        <w:t xml:space="preserve">VOLKOV: Я ей отказал.</w:t>
-      </w:r>
-    </w:p>
-    <w:p>
-      <w:pPr>
-        <w:pStyle w:val="BodyText"/>
-      </w:pPr>
-      <w:r>
-        <w:t xml:space="preserve">ALEKSEY: Отказали? Восемьсот шприцев в месяц?</w:t>
-      </w:r>
-    </w:p>
-    <w:p>
-      <w:pPr>
-        <w:pStyle w:val="BodyText"/>
-      </w:pPr>
-      <w:r>
-        <w:t xml:space="preserve">VOLKOV: Аналог по нулевой цене в кризис — это то, что я делал тридцать лет. Я обещал Чхве: «Не повторяйте мою ошибку». Если я сам её повторю — какой из меня советчик? Я сказал ей: «Возвращайтесь к Воронцову. Двенадцать процентов — это честно. Я бы поднял на двадцать».</w:t>
-      </w:r>
-    </w:p>
-    <w:p>
-      <w:pPr>
-        <w:pStyle w:val="BodyText"/>
-      </w:pPr>
-      <w:r>
-        <w:t xml:space="preserve">DIMA: Волков… отказал «Белла Вита»?</w:t>
-      </w:r>
-    </w:p>
-    <w:p>
-      <w:pPr>
-        <w:pStyle w:val="BodyText"/>
-      </w:pPr>
-      <w:r>
-        <w:t xml:space="preserve">OLGA: Второй раз за год Волков отказывается от денег. Это уже не случайность. Это характер. Новый.</w:t>
-      </w:r>
-    </w:p>
-    <w:p>
-      <w:pPr>
-        <w:pStyle w:val="BodyText"/>
-      </w:pPr>
-      <w:r>
-        <w:t xml:space="preserve">GORDEEVA: Воронцов. Опять я. Волков мне отказал. Сказал — вернуться к вам. Я… не знаю, что сказать.</w:t>
-      </w:r>
-    </w:p>
-    <w:p>
-      <w:pPr>
-        <w:pStyle w:val="BodyText"/>
-      </w:pPr>
-      <w:r>
-        <w:t xml:space="preserve">ALEKSEY: Скажите: «Двенадцать процентов, с пятнадцатого марта, как всем». Больше ничего не нужно.</w:t>
-      </w:r>
-    </w:p>
-    <w:p>
-      <w:pPr>
-        <w:pStyle w:val="BodyText"/>
-      </w:pPr>
-      <w:r>
-        <w:t xml:space="preserve">GORDEEVA: Как всем. Ладно. Как всем. Но я буду первой, кто позвонит, когда цена пойдёт вниз.</w:t>
-      </w:r>
-    </w:p>
-    <w:p>
-      <w:pPr>
-        <w:pStyle w:val="BodyText"/>
-      </w:pPr>
-      <w:r>
-        <w:t xml:space="preserve">ALEKSEY: Будете. Это я записываю. Кирилл, запиши.</w:t>
-      </w:r>
-    </w:p>
-    <w:p>
-      <w:pPr>
-        <w:pStyle w:val="BodyText"/>
-      </w:pPr>
-      <w:r>
-        <w:t xml:space="preserve">KIRILL: Записал. «Белла Вита» — из красной строчки в обычную. Счётчик: сто двенадцать звонков. Поблагодарили — двадцать шесть.</w:t>
+        <w:t xml:space="preserve">IRINA: Пятница, уже пять часов, а «Белла Вита» всё ещё молчит.</w:t>
+      </w:r>
+    </w:p>
+    <w:p>
+      <w:pPr>
+        <w:pStyle w:val="BodyText"/>
+      </w:pPr>
+      <w:r>
+        <w:t xml:space="preserve">DIMA: Может, она просто забыла? Может, всё нормально и она останется?</w:t>
+      </w:r>
+    </w:p>
+    <w:p>
+      <w:pPr>
+        <w:pStyle w:val="BodyText"/>
+      </w:pPr>
+      <w:r>
+        <w:t xml:space="preserve">OLGA: Такие не забывают, такие тянут время, чтобы мы позвонили первыми и предложили «немного».</w:t>
+      </w:r>
+    </w:p>
+    <w:p>
+      <w:pPr>
+        <w:pStyle w:val="BodyText"/>
+      </w:pPr>
+      <w:r>
+        <w:t xml:space="preserve">ALEKSEY: Мы не будем звонить первыми, Ольга Петровна, ни сегодня, ни завтра.</w:t>
+      </w:r>
+    </w:p>
+    <w:p>
+      <w:pPr>
+        <w:pStyle w:val="BodyText"/>
+      </w:pPr>
+      <w:r>
+        <w:t xml:space="preserve">DIMA: А если позвонить не с ценой, а просто спросить, как у неё дела? Как в Казани учили: «Сначала семья».</w:t>
+      </w:r>
+    </w:p>
+    <w:p>
+      <w:pPr>
+        <w:pStyle w:val="BodyText"/>
+      </w:pPr>
+      <w:r>
+        <w:t xml:space="preserve">ALEKSEY: Это хорошая мысль, но не сегодня. Сегодня такой звонок будет выглядеть как то самое «немного».</w:t>
+      </w:r>
+    </w:p>
+    <w:p>
+      <w:pPr>
+        <w:pStyle w:val="BodyText"/>
+      </w:pPr>
+      <w:r>
+        <w:t xml:space="preserve">GORDEEVA: Воронцов, это Гордеева. Я обещала ответить до пятницы, и вот пятница. Я ухожу к Волкову.</w:t>
+      </w:r>
+    </w:p>
+    <w:p>
+      <w:pPr>
+        <w:pStyle w:val="BodyText"/>
+      </w:pPr>
+      <w:r>
+        <w:t xml:space="preserve">ALEKSEY: Понимаю. Спасибо, что сказали сами, а не через бухгалтерию.</w:t>
+      </w:r>
+    </w:p>
+    <w:p>
+      <w:pPr>
+        <w:pStyle w:val="BodyText"/>
+      </w:pPr>
+      <w:r>
+        <w:t xml:space="preserve">GORDEEVA: И вы даже не будете меня уговаривать?</w:t>
+      </w:r>
+    </w:p>
+    <w:p>
+      <w:pPr>
+        <w:pStyle w:val="BodyText"/>
+      </w:pPr>
+      <w:r>
+        <w:t xml:space="preserve">ALEKSEY: Нет. Вы взрослый человек, у вас двенадцать клиник, и вы считаете лучше меня. Если Волков даёт ноль на аналог, вы будете колоть аналог, это ваш выбор. Прошу только об одном. Ваши врачи сдавали экзамен у Корниловой, пусть у них останется номер линии. Если что-то пойдёт не так, пусть звонят бесплатно, как все.</w:t>
+      </w:r>
+    </w:p>
+    <w:p>
+      <w:pPr>
+        <w:pStyle w:val="BodyText"/>
+      </w:pPr>
+      <w:r>
+        <w:t xml:space="preserve">GORDEEVA: Линия останется, даже если мы ушли?</w:t>
+      </w:r>
+    </w:p>
+    <w:p>
+      <w:pPr>
+        <w:pStyle w:val="BodyText"/>
+      </w:pPr>
+      <w:r>
+        <w:t xml:space="preserve">ALEKSEY: Линия — для пациенток. Не для клиентов. А пациентки от вас никуда не ушли.</w:t>
+      </w:r>
+    </w:p>
+    <w:p>
+      <w:pPr>
+        <w:pStyle w:val="BodyText"/>
+      </w:pPr>
+      <w:r>
+        <w:t xml:space="preserve">GORDEEVA: Вы странный человек, Воронцов. Мне так про вас и говорили.</w:t>
+      </w:r>
+    </w:p>
+    <w:p>
+      <w:pPr>
+        <w:pStyle w:val="BodyText"/>
+      </w:pPr>
+      <w:r>
+        <w:t xml:space="preserve">VOLKOV: Воронцов? Это Волков. Мне звонила Гордеева и сказала, что уходит к нам. Ещё сказала, что вы её не уговаривали и оставили ей линию.</w:t>
+      </w:r>
+    </w:p>
+    <w:p>
+      <w:pPr>
+        <w:pStyle w:val="BodyText"/>
+      </w:pPr>
+      <w:r>
+        <w:t xml:space="preserve">ALEKSEY: Да, оставил, потому что пациентки тут ни при чём.</w:t>
+      </w:r>
+    </w:p>
+    <w:p>
+      <w:pPr>
+        <w:pStyle w:val="BodyText"/>
+      </w:pPr>
+      <w:r>
+        <w:t xml:space="preserve">VOLKOV: А я ей отказал, Алексей Николаевич.</w:t>
+      </w:r>
+    </w:p>
+    <w:p>
+      <w:pPr>
+        <w:pStyle w:val="BodyText"/>
+      </w:pPr>
+      <w:r>
+        <w:t xml:space="preserve">ALEKSEY: Отказали? Восемьсот шприцев в месяц — и вы отказали?</w:t>
+      </w:r>
+    </w:p>
+    <w:p>
+      <w:pPr>
+        <w:pStyle w:val="BodyText"/>
+      </w:pPr>
+      <w:r>
+        <w:t xml:space="preserve">VOLKOV: Аналог по нулевой цене в кризис — это именно то, что я делал тридцать лет. Я обещал Чхве: «Не повторяйте мою ошибку». Если я сам её повторю, какой из меня советчик? Поэтому я сказал ей: «Возвращайтесь к Воронцову. Двенадцать процентов — это честно, а я бы поднял на двадцать».</w:t>
+      </w:r>
+    </w:p>
+    <w:p>
+      <w:pPr>
+        <w:pStyle w:val="BodyText"/>
+      </w:pPr>
+      <w:r>
+        <w:t xml:space="preserve">DIMA: Волков… правда отказал «Белла Вита»? Я не ослышался?</w:t>
+      </w:r>
+    </w:p>
+    <w:p>
+      <w:pPr>
+        <w:pStyle w:val="BodyText"/>
+      </w:pPr>
+      <w:r>
+        <w:t xml:space="preserve">OLGA: Это уже второй раз за год, когда Волков отказывается от денег. Значит, это не случайность, а характер, причём новый.</w:t>
+      </w:r>
+    </w:p>
+    <w:p>
+      <w:pPr>
+        <w:pStyle w:val="BodyText"/>
+      </w:pPr>
+      <w:r>
+        <w:t xml:space="preserve">GORDEEVA: Воронцов, это опять я. Волков мне отказал и сказал, чтобы я вернулась к вам. Я… даже не знаю, что сказать.</w:t>
+      </w:r>
+    </w:p>
+    <w:p>
+      <w:pPr>
+        <w:pStyle w:val="BodyText"/>
+      </w:pPr>
+      <w:r>
+        <w:t xml:space="preserve">ALEKSEY: Скажите просто: «Двенадцать процентов, с пятнадцатого марта, как всем». Больше ничего не нужно.</w:t>
+      </w:r>
+    </w:p>
+    <w:p>
+      <w:pPr>
+        <w:pStyle w:val="BodyText"/>
+      </w:pPr>
+      <w:r>
+        <w:t xml:space="preserve">GORDEEVA: Как всем. Ладно, пусть будет как всем. Но когда цена пойдёт вниз, я буду первой, кто вам позвонит.</w:t>
+      </w:r>
+    </w:p>
+    <w:p>
+      <w:pPr>
+        <w:pStyle w:val="BodyText"/>
+      </w:pPr>
+      <w:r>
+        <w:t xml:space="preserve">ALEKSEY: Будете, я это запомню. Кирилл, запиши, пожалуйста, чтобы мы не забыли.</w:t>
+      </w:r>
+    </w:p>
+    <w:p>
+      <w:pPr>
+        <w:pStyle w:val="BodyText"/>
+      </w:pPr>
+      <w:r>
+        <w:t xml:space="preserve">KIRILL: Записал: «Белла Вита» перешла из красной строчки в обычную. Счётчик: сто двенадцать звонков, поблагодарили двадцать шесть.</w:t>
       </w:r>
     </w:p>
     <w:bookmarkEnd w:id="24"/>
@@ -1991,119 +1991,119 @@
         <w:pStyle w:val="FirstParagraph"/>
       </w:pPr>
       <w:r>
-        <w:t xml:space="preserve">DOYUN: Лёша. Президент прочитал письмо. Я перевёл. Каждое слово. Он попросил распечатать. Положил на стол.</w:t>
-      </w:r>
-    </w:p>
-    <w:p>
-      <w:pPr>
-        <w:pStyle w:val="BodyText"/>
-      </w:pPr>
-      <w:r>
-        <w:t xml:space="preserve">ALEKSEY: Что он сказал?</w:t>
-      </w:r>
-    </w:p>
-    <w:p>
-      <w:pPr>
-        <w:pStyle w:val="BodyText"/>
-      </w:pPr>
-      <w:r>
-        <w:t xml:space="preserve">DOYUN: Сначала — ничего. Двадцать минут. Потом спросил: «Почему первым абзацем — линия и экзамен? Не цена?»</w:t>
-      </w:r>
-    </w:p>
-    <w:p>
-      <w:pPr>
-        <w:pStyle w:val="BodyText"/>
-      </w:pPr>
-      <w:r>
-        <w:t xml:space="preserve">ALEKSEY: Это Корнилова. Порядок осмотра. Сначала — что здоровое.</w:t>
-      </w:r>
-    </w:p>
-    <w:p>
-      <w:pPr>
-        <w:pStyle w:val="BodyText"/>
-      </w:pPr>
-      <w:r>
-        <w:t xml:space="preserve">DOYUN: Я так и сказал. Он кивнул. Потом спросил: «Слово „вынуждены” — есть?»</w:t>
-      </w:r>
-    </w:p>
-    <w:p>
-      <w:pPr>
-        <w:pStyle w:val="BodyText"/>
-      </w:pPr>
-      <w:r>
-        <w:t xml:space="preserve">OLGA: Нет. Ни разу. Я проверяла. Шоколадка осталась у меня.</w:t>
-      </w:r>
-    </w:p>
-    <w:p>
-      <w:pPr>
-        <w:pStyle w:val="BodyText"/>
-      </w:pPr>
-      <w:r>
-        <w:t xml:space="preserve">DOYUN: Он сказал: «Хорошо. Экзамен сдан». Потом — ещё одно. Про Волкова. Он не понял, почему Волков отказал.</w:t>
-      </w:r>
-    </w:p>
-    <w:p>
-      <w:pPr>
-        <w:pStyle w:val="BodyText"/>
-      </w:pPr>
-      <w:r>
-        <w:t xml:space="preserve">IRINA: Мы тоже не до конца понимаем. Но записали.</w:t>
-      </w:r>
-    </w:p>
-    <w:p>
-      <w:pPr>
-        <w:pStyle w:val="BodyText"/>
-      </w:pPr>
-      <w:r>
-        <w:t xml:space="preserve">DOYUN: Президент сказал: «Когда враг становится честным — это не чудо. Это значит, что честность стала выгодной. А это значит — вы победили». Потом добавил: решение по курсу — в понедельник. Не в конце месяца. Раньше.</w:t>
-      </w:r>
-    </w:p>
-    <w:p>
-      <w:pPr>
-        <w:pStyle w:val="BodyText"/>
-      </w:pPr>
-      <w:r>
-        <w:t xml:space="preserve">ALEKSEY: Раньше? Почему?</w:t>
-      </w:r>
-    </w:p>
-    <w:p>
-      <w:pPr>
-        <w:pStyle w:val="BodyText"/>
-      </w:pPr>
-      <w:r>
-        <w:t xml:space="preserve">DOYUN: Он сказал: «Они сдали экзамен раньше срока. Значит, и мы должны ответить раньше». Лёша, и ещё. Неприятное. Платёж. Тот, что застрял в банке в прошлую пятницу. Мы его до сих пор не получили. Ни доллара.</w:t>
-      </w:r>
-    </w:p>
-    <w:p>
-      <w:pPr>
-        <w:pStyle w:val="BodyText"/>
-      </w:pPr>
-      <w:r>
-        <w:t xml:space="preserve">IRINA: Знаю. Банк-корреспондент просит документы третий раз. Каждый раз — новые.</w:t>
-      </w:r>
-    </w:p>
-    <w:p>
-      <w:pPr>
-        <w:pStyle w:val="BodyText"/>
-      </w:pPr>
-      <w:r>
-        <w:t xml:space="preserve">DOYUN: В бухгалтерии уже спрашивают. Это не моя проблема. Но станет общей. Если до среды не придёт.</w:t>
-      </w:r>
-    </w:p>
-    <w:p>
-      <w:pPr>
-        <w:pStyle w:val="BodyText"/>
-      </w:pPr>
-      <w:r>
-        <w:t xml:space="preserve">ALEKSEY: Придёт. Ирина?</w:t>
-      </w:r>
-    </w:p>
-    <w:p>
-      <w:pPr>
-        <w:pStyle w:val="BodyText"/>
-      </w:pPr>
-      <w:r>
-        <w:t xml:space="preserve">IRINA: Не знаю. Честно. Банки сейчас боятся всего. Даже честных денег.</w:t>
+        <w:t xml:space="preserve">DOYUN: Лёша, президент прочитал письмо. Я перевёл ему каждое слово, а он попросил распечатать и положил лист на стол.</w:t>
+      </w:r>
+    </w:p>
+    <w:p>
+      <w:pPr>
+        <w:pStyle w:val="BodyText"/>
+      </w:pPr>
+      <w:r>
+        <w:t xml:space="preserve">ALEKSEY: И что он сказал, когда дочитал?</w:t>
+      </w:r>
+    </w:p>
+    <w:p>
+      <w:pPr>
+        <w:pStyle w:val="BodyText"/>
+      </w:pPr>
+      <w:r>
+        <w:t xml:space="preserve">DOYUN: Сначала ничего, минут двадцать молчал. Потом спросил: «Почему в первом абзаце линия и экзамен, а не цена?»</w:t>
+      </w:r>
+    </w:p>
+    <w:p>
+      <w:pPr>
+        <w:pStyle w:val="BodyText"/>
+      </w:pPr>
+      <w:r>
+        <w:t xml:space="preserve">ALEKSEY: Это Корнилова придумала: порядок осмотра, сначала смотрят то, что здоровое.</w:t>
+      </w:r>
+    </w:p>
+    <w:p>
+      <w:pPr>
+        <w:pStyle w:val="BodyText"/>
+      </w:pPr>
+      <w:r>
+        <w:t xml:space="preserve">DOYUN: Я так ему и сказал, и он кивнул. Потом спросил: «А слово „вынуждены” там есть?»</w:t>
+      </w:r>
+    </w:p>
+    <w:p>
+      <w:pPr>
+        <w:pStyle w:val="BodyText"/>
+      </w:pPr>
+      <w:r>
+        <w:t xml:space="preserve">OLGA: Нет, ни разу, я проверяла. Поэтому шоколадка осталась у меня.</w:t>
+      </w:r>
+    </w:p>
+    <w:p>
+      <w:pPr>
+        <w:pStyle w:val="BodyText"/>
+      </w:pPr>
+      <w:r>
+        <w:t xml:space="preserve">DOYUN: Он сказал: «Хорошо. Экзамен сдан». А потом добавил ещё одно, про Волкова, потому что не понял, почему Волков отказал.</w:t>
+      </w:r>
+    </w:p>
+    <w:p>
+      <w:pPr>
+        <w:pStyle w:val="BodyText"/>
+      </w:pPr>
+      <w:r>
+        <w:t xml:space="preserve">IRINA: Мы тоже не до конца это понимаем, но на всякий случай записали.</w:t>
+      </w:r>
+    </w:p>
+    <w:p>
+      <w:pPr>
+        <w:pStyle w:val="BodyText"/>
+      </w:pPr>
+      <w:r>
+        <w:t xml:space="preserve">DOYUN: Президент сказал: «Когда враг становится честным — это не чудо. Это значит, что честность стала выгодной, а значит, вы победили». А потом добавил, что решение по курсу будет в понедельник, то есть раньше, чем в конце месяца.</w:t>
+      </w:r>
+    </w:p>
+    <w:p>
+      <w:pPr>
+        <w:pStyle w:val="BodyText"/>
+      </w:pPr>
+      <w:r>
+        <w:t xml:space="preserve">ALEKSEY: Раньше? А почему он вдруг решил ускориться?</w:t>
+      </w:r>
+    </w:p>
+    <w:p>
+      <w:pPr>
+        <w:pStyle w:val="BodyText"/>
+      </w:pPr>
+      <w:r>
+        <w:t xml:space="preserve">DOYUN: Он сказал: «Они сдали экзамен раньше срока, значит, и мы должны ответить раньше». Лёша, есть ещё одна новость, неприятная. Платёж, который застрял в банке в прошлую пятницу, мы до сих пор не получили. Ни одного доллара.</w:t>
+      </w:r>
+    </w:p>
+    <w:p>
+      <w:pPr>
+        <w:pStyle w:val="BodyText"/>
+      </w:pPr>
+      <w:r>
+        <w:t xml:space="preserve">IRINA: Я знаю. Банк-корреспондент уже третий раз просит документы, и каждый раз новые.</w:t>
+      </w:r>
+    </w:p>
+    <w:p>
+      <w:pPr>
+        <w:pStyle w:val="BodyText"/>
+      </w:pPr>
+      <w:r>
+        <w:t xml:space="preserve">DOYUN: В нашей бухгалтерии уже спрашивают. Пока это не моя проблема, но если деньги не придут до среды, она станет общей.</w:t>
+      </w:r>
+    </w:p>
+    <w:p>
+      <w:pPr>
+        <w:pStyle w:val="BodyText"/>
+      </w:pPr>
+      <w:r>
+        <w:t xml:space="preserve">ALEKSEY: Придут. Ирина, ведь придут?</w:t>
+      </w:r>
+    </w:p>
+    <w:p>
+      <w:pPr>
+        <w:pStyle w:val="BodyText"/>
+      </w:pPr>
+      <w:r>
+        <w:t xml:space="preserve">IRINA: Не знаю, честно. Банки сейчас боятся всего, даже честных денег.</w:t>
       </w:r>
     </w:p>
     <w:p>
@@ -3040,7 +3040,7 @@
         <w:t xml:space="preserve">“</w:t>
       </w:r>
       <w:r>
-        <w:t xml:space="preserve">Тогда напишите это первым. Раньше цифр. «Гель, экзамен, линия, коды — без изменений». Потом — цена. Врач сначала боится не за кошелёк. Он боится за пациентку, которая лежит у него на кушетке. Кошелёк — потом. Всегда потом.</w:t>
+        <w:t xml:space="preserve">Тогда напишите это первым, раньше цифр: «Гель, экзамен, линия, коды — без изменений». Потом уже цена. Врач сначала боится не за кошелёк. Он боится за пациентку, которая лежит у него на кушетке. Кошелёк — потом. Всегда потом, сколько бы ни стоил шприц.</w:t>
       </w:r>
       <w:r>
         <w:t xml:space="preserve">”</w:t>
@@ -3120,7 +3120,7 @@
               <w:jc w:val="left"/>
             </w:pPr>
             <w:r>
-              <w:t xml:space="preserve">Тогда напишите это первым. Раньше цифр.</w:t>
+              <w:t xml:space="preserve">Тогда напишите это первым, раньше цифр:</w:t>
             </w:r>
           </w:p>
         </w:tc>
@@ -3196,19 +3196,19 @@
               <w:jc w:val="left"/>
             </w:pPr>
             <w:r>
-              <w:t xml:space="preserve">Потом — цена.</w:t>
-            </w:r>
-          </w:p>
-        </w:tc>
-        <w:tc>
-          <w:tcPr/>
-          <w:p>
-            <w:pPr>
-              <w:pStyle w:val="Compact"/>
-              <w:jc w:val="left"/>
-            </w:pPr>
-            <w:r>
-              <w:t xml:space="preserve">동사 생략</w:t>
+              <w:t xml:space="preserve">Потом уже цена.</w:t>
+            </w:r>
+          </w:p>
+        </w:tc>
+        <w:tc>
+          <w:tcPr/>
+          <w:p>
+            <w:pPr>
+              <w:pStyle w:val="Compact"/>
+              <w:jc w:val="left"/>
+            </w:pPr>
+            <w:r>
+              <w:t xml:space="preserve">уже = 그제서야, 동사 생략</w:t>
             </w:r>
           </w:p>
         </w:tc>
@@ -3298,31 +3298,31 @@
               <w:jc w:val="left"/>
             </w:pPr>
             <w:r>
-              <w:t xml:space="preserve">⑥ 강조</w:t>
-            </w:r>
-          </w:p>
-        </w:tc>
-        <w:tc>
-          <w:tcPr/>
-          <w:p>
-            <w:pPr>
-              <w:pStyle w:val="Compact"/>
-              <w:jc w:val="left"/>
-            </w:pPr>
-            <w:r>
-              <w:t xml:space="preserve">Кошелёк — потом. Всегда потом.</w:t>
-            </w:r>
-          </w:p>
-        </w:tc>
-        <w:tc>
-          <w:tcPr/>
-          <w:p>
-            <w:pPr>
-              <w:pStyle w:val="Compact"/>
-              <w:jc w:val="left"/>
-            </w:pPr>
-            <w:r>
-              <w:t xml:space="preserve">반복</w:t>
+              <w:t xml:space="preserve">⑥ 강조·양보</w:t>
+            </w:r>
+          </w:p>
+        </w:tc>
+        <w:tc>
+          <w:tcPr/>
+          <w:p>
+            <w:pPr>
+              <w:pStyle w:val="Compact"/>
+              <w:jc w:val="left"/>
+            </w:pPr>
+            <w:r>
+              <w:t xml:space="preserve">Кошелёк — потом. Всегда потом, сколько бы ни стоил шприц.</w:t>
+            </w:r>
+          </w:p>
+        </w:tc>
+        <w:tc>
+          <w:tcPr/>
+          <w:p>
+            <w:pPr>
+              <w:pStyle w:val="Compact"/>
+              <w:jc w:val="left"/>
+            </w:pPr>
+            <w:r>
+              <w:t xml:space="preserve">반복 + сколько бы ни(아무리 ~해도)</w:t>
             </w:r>
           </w:p>
         </w:tc>
@@ -3346,7 +3346,7 @@
         <w:t xml:space="preserve">“</w:t>
       </w:r>
       <w:r>
-        <w:t xml:space="preserve">Напишите это первым. Раньше… «…». Потом — … Клиент боится не за…, а за… … — потом. Всегда потом.</w:t>
+        <w:t xml:space="preserve">Напишите это первым, раньше…: «…». Потом уже… Клиент боится не за…, а за… … — потом. Всегда потом, сколько бы ни…</w:t>
       </w:r>
       <w:r>
         <w:t xml:space="preserve">”</w:t>
@@ -3365,7 +3365,7 @@
         <w:t xml:space="preserve"> </w:t>
       </w:r>
       <w:r>
-        <w:t xml:space="preserve">раньше · потом · не за… — за…</w:t>
+        <w:t xml:space="preserve">раньше · потом уже · не за… — за… · который · сколько бы ни…</w:t>
       </w:r>
       <w:r>
         <w:t xml:space="preserve"> </w:t>
@@ -3396,7 +3396,7 @@
         <w:t xml:space="preserve">”</w:t>
       </w:r>
       <w:r>
-        <w:t xml:space="preserve">을 30~40단어로 제안하기.</w:t>
+        <w:t xml:space="preserve">을 35~60단어로 제안하기.</w:t>
       </w:r>
     </w:p>
     <w:bookmarkEnd w:id="30"/>
@@ -3872,15 +3872,15 @@
         <w:pStyle w:val="FirstParagraph"/>
       </w:pPr>
       <w:r>
-        <w:t xml:space="preserve">디마: 의사들에게 보낼 편지를 썼어요. 밤에. 읽어도 될까요?</w:t>
-      </w:r>
-    </w:p>
-    <w:p>
-      <w:pPr>
-        <w:pStyle w:val="BodyText"/>
-      </w:pPr>
-      <w:r>
-        <w:t xml:space="preserve">올가: 읽어요. 펜 들고 듣고 있어요.</w:t>
+        <w:t xml:space="preserve">디마: 의사들에게 보낼 편지를 썼어요, 거의 밤새 붙잡고 있었어요. 소리 내서 읽어도 될까요?</w:t>
+      </w:r>
+    </w:p>
+    <w:p>
+      <w:pPr>
+        <w:pStyle w:val="BodyText"/>
+      </w:pPr>
+      <w:r>
+        <w:t xml:space="preserve">올가: 읽어요, 디마. 펜 들고 듣고 있어요.</w:t>
       </w:r>
     </w:p>
     <w:p>
@@ -3896,95 +3896,95 @@
         <w:pStyle w:val="BodyText"/>
       </w:pPr>
       <w:r>
-        <w:t xml:space="preserve">올가: 스톱. 첫 단어 — 「존경하는」. 좋아요. 다섯 번째 — 「부득이하게」. 나빠요. 더 읽지 마요.</w:t>
-      </w:r>
-    </w:p>
-    <w:p>
-      <w:pPr>
-        <w:pStyle w:val="BodyText"/>
-      </w:pPr>
-      <w:r>
-        <w:t xml:space="preserve">디마: 왜요? 다들 그렇게 써요. 그런 편지 스무 통을 봤어요. 모든 공급사에서.</w:t>
-      </w:r>
-    </w:p>
-    <w:p>
-      <w:pPr>
-        <w:pStyle w:val="BodyText"/>
-      </w:pPr>
-      <w:r>
-        <w:t xml:space="preserve">올가: 바로 그래서요. 편지 스무 통. 전부 — 「부득이하게」. 의사는 읽고 생각하죠: 「거짓말이군」. 늘 그렇듯.</w:t>
-      </w:r>
-    </w:p>
-    <w:p>
-      <w:pPr>
-        <w:pStyle w:val="BodyText"/>
-      </w:pPr>
-      <w:r>
-        <w:t xml:space="preserve">이리나: 그런데 우린 정말 부득이하잖아요. 환율은 우리 뜻이 아니에요.</w:t>
-      </w:r>
-    </w:p>
-    <w:p>
-      <w:pPr>
-        <w:pStyle w:val="BodyText"/>
-      </w:pPr>
-      <w:r>
-        <w:t xml:space="preserve">올가: 환율은 — 우리 게 아니죠. 하지만 12는 — 우리 거예요. 31로 할 수도 있었어요. 12로 정했어요. 그건 결정이에요. 강요가 아니라.</w:t>
-      </w:r>
-    </w:p>
-    <w:p>
-      <w:pPr>
-        <w:pStyle w:val="BodyText"/>
-      </w:pPr>
-      <w:r>
-        <w:t xml:space="preserve">알렉세이: 「우리가 정했다」. 「부득이하게」가 아니라. 마음에 들어요. 하지만 더 무서워요. 그럼 우리가 책임지는 거니까.</w:t>
-      </w:r>
-    </w:p>
-    <w:p>
-      <w:pPr>
-        <w:pStyle w:val="BodyText"/>
-      </w:pPr>
-      <w:r>
-        <w:t xml:space="preserve">올가: 그거예요. 그래서 다들 「부득이하게」라고 써요. 책임지지 않으려고.</w:t>
-      </w:r>
-    </w:p>
-    <w:p>
-      <w:pPr>
-        <w:pStyle w:val="BodyText"/>
-      </w:pPr>
-      <w:r>
-        <w:t xml:space="preserve">키릴: 숫자를 보여 주면 안 돼요? 편지에 바로? 누가 얼마나 지는지. 어제 칠판처럼.</w:t>
-      </w:r>
-    </w:p>
-    <w:p>
-      <w:pPr>
-        <w:pStyle w:val="BodyText"/>
-      </w:pPr>
-      <w:r>
-        <w:t xml:space="preserve">이리나: 의사들에게 우리 마진을 보여 준다고요? 그건… 아무도 안 해요.</w:t>
-      </w:r>
-    </w:p>
-    <w:p>
-      <w:pPr>
-        <w:pStyle w:val="BodyText"/>
-      </w:pPr>
-      <w:r>
-        <w:t xml:space="preserve">알렉세이: 부탁 없이 3포인트를 내놓은 사람도 없었어요. 어제처럼 환율을 다섯 곳이 형편대로 나눈 사람도 없었고. 「한 찻집」이라는 회의록을 쓴 사람도 없었죠. 어제 우린 이미 아무도 안 하는 걸 했어요. 편지 한 통 더는 — 이제 안 무서워요.</w:t>
-      </w:r>
-    </w:p>
-    <w:p>
-      <w:pPr>
-        <w:pStyle w:val="BodyText"/>
-      </w:pPr>
-      <w:r>
-        <w:t xml:space="preserve">디마: 좋아요. 다시 쓸게요. 「부득이하게」 없이. 숫자와 함께. 점심까지.</w:t>
-      </w:r>
-    </w:p>
-    <w:p>
-      <w:pPr>
-        <w:pStyle w:val="BodyText"/>
-      </w:pPr>
-      <w:r>
-        <w:t xml:space="preserve">올가: 점심까지 — 초안. 화요일까지 — 편지. 세진 대표님이 읽으실 거예요. 기억하죠? 시험.</w:t>
+        <w:t xml:space="preserve">올가: 스톱. 첫 단어는 「존경하는」, 좋아요. 다섯 번째 단어는 「부득이하게」, 나빠요. 그러니까 더 읽지 마요.</w:t>
+      </w:r>
+    </w:p>
+    <w:p>
+      <w:pPr>
+        <w:pStyle w:val="BodyText"/>
+      </w:pPr>
+      <w:r>
+        <w:t xml:space="preserve">디마: 왜요? 다들 그렇게 써요. 우리 공급사들한테서 그런 편지를 스무 통이나 봤어요.</w:t>
+      </w:r>
+    </w:p>
+    <w:p>
+      <w:pPr>
+        <w:pStyle w:val="BodyText"/>
+      </w:pPr>
+      <w:r>
+        <w:t xml:space="preserve">올가: 바로 그래서요. 편지 스무 통, 전부 「부득이하게」. 의사는 읽고 생각하죠: 「늘 그렇듯 거짓말이군」.</w:t>
+      </w:r>
+    </w:p>
+    <w:p>
+      <w:pPr>
+        <w:pStyle w:val="BodyText"/>
+      </w:pPr>
+      <w:r>
+        <w:t xml:space="preserve">이리나: 그런데 우린 정말 부득이하잖아요, 올가 페트로브나. 환율은 우리 뜻대로 되는 게 아니에요.</w:t>
+      </w:r>
+    </w:p>
+    <w:p>
+      <w:pPr>
+        <w:pStyle w:val="BodyText"/>
+      </w:pPr>
+      <w:r>
+        <w:t xml:space="preserve">올가: 환율은 우리 뜻이 아니지만, 12퍼센트는 우리 뜻이에요. 31로 올릴 수도 있었는데 12로 정했죠. 그건 결정이지 강요가 아니에요.</w:t>
+      </w:r>
+    </w:p>
+    <w:p>
+      <w:pPr>
+        <w:pStyle w:val="BodyText"/>
+      </w:pPr>
+      <w:r>
+        <w:t xml:space="preserve">알렉세이: 「부득이하게」가 아니라 「우리가 정했다」 — 마음에 들어요. 하지만 그게 더 무서워요. 그럼 우리가 직접 책임지는 거니까.</w:t>
+      </w:r>
+    </w:p>
+    <w:p>
+      <w:pPr>
+        <w:pStyle w:val="BodyText"/>
+      </w:pPr>
+      <w:r>
+        <w:t xml:space="preserve">올가: 바로 그거예요. 그래서 다들 아무 책임도 안 지려고 「부득이하게」라고 쓰는 거예요.</w:t>
+      </w:r>
+    </w:p>
+    <w:p>
+      <w:pPr>
+        <w:pStyle w:val="BodyText"/>
+      </w:pPr>
+      <w:r>
+        <w:t xml:space="preserve">키릴: 편지에 바로 숫자를 보여 주면 안 돼요? 어제 칠판처럼, 누가 얼마나 지는지요.</w:t>
+      </w:r>
+    </w:p>
+    <w:p>
+      <w:pPr>
+        <w:pStyle w:val="BodyText"/>
+      </w:pPr>
+      <w:r>
+        <w:t xml:space="preserve">이리나: 의사들에게 우리 마진을 보여 준다고요? 그건… 아무도 그렇게 안 해요, 키릴.</w:t>
+      </w:r>
+    </w:p>
+    <w:p>
+      <w:pPr>
+        <w:pStyle w:val="BodyText"/>
+      </w:pPr>
+      <w:r>
+        <w:t xml:space="preserve">알렉세이: 부탁 없이 3포인트를 내놓은 사람도 없었어요. 어제 우리처럼 환율을 다섯 곳이 형편대로 나눈 사람도 없었고, 「한 찻집」이라는 회의록을 쓴 사람도 없었죠. 어제 우린 이미 아무도 안 하는 걸 했으니, 편지 한 통 더는 이제 무섭지 않아요.</w:t>
+      </w:r>
+    </w:p>
+    <w:p>
+      <w:pPr>
+        <w:pStyle w:val="BodyText"/>
+      </w:pPr>
+      <w:r>
+        <w:t xml:space="preserve">디마: 좋아요, 다 다시 쓸게요. 「부득이하게」 없이, 숫자를 넣어서요. 점심까지 가져올게요.</w:t>
+      </w:r>
+    </w:p>
+    <w:p>
+      <w:pPr>
+        <w:pStyle w:val="BodyText"/>
+      </w:pPr>
+      <w:r>
+        <w:t xml:space="preserve">올가: 점심까지는 초안, 화요일까지는 완성된 편지예요. 세진 대표님이 읽으실 거예요, 기억하죠? 시험이에요.</w:t>
       </w:r>
     </w:p>
     <w:bookmarkEnd w:id="33"/>
@@ -4002,15 +4002,15 @@
         <w:pStyle w:val="FirstParagraph"/>
       </w:pPr>
       <w:r>
-        <w:t xml:space="preserve">디마: 두 번째 안. 「동료 여러분. 우리는 가격을 12퍼센트 인상하기로 결정했습니다. 3월 15일부터. 이유를 설명드립니다」.</w:t>
-      </w:r>
-    </w:p>
-    <w:p>
-      <w:pPr>
-        <w:pStyle w:val="BodyText"/>
-      </w:pPr>
-      <w:r>
-        <w:t xml:space="preserve">올가: 낫네요. 다음.</w:t>
+        <w:t xml:space="preserve">디마: 「동료 여러분. 우리는 가격을 12퍼센트 인상하기로 결정했습니다. 3월 15일부터. 이유를 설명드립니다」. 이게 두 번째 안이에요.</w:t>
+      </w:r>
+    </w:p>
+    <w:p>
+      <w:pPr>
+        <w:pStyle w:val="BodyText"/>
+      </w:pPr>
+      <w:r>
+        <w:t xml:space="preserve">올가: 아침보다 낫네요. 계속 읽어요.</w:t>
       </w:r>
     </w:p>
     <w:p>
@@ -4026,255 +4026,255 @@
         <w:pStyle w:val="BodyText"/>
       </w:pPr>
       <w:r>
-        <w:t xml:space="preserve">이리나: 여긴 내가. 내 숫자니까. 「「모스트」는 차액의 3분의 1을 집니다: 창업자 급여, 우리 마진, 대출. 지역 파트너들이 — 4분의 1을 더, 각자 형편대로. 의사분들은 — 나머지. 그것이 바로 가격 +12퍼센트입니다. 31이 아닙니다. 그 이상도 아닙니다」.</w:t>
-      </w:r>
-    </w:p>
-    <w:p>
-      <w:pPr>
-        <w:pStyle w:val="BodyText"/>
-      </w:pPr>
-      <w:r>
-        <w:t xml:space="preserve">코르닐로바: 내가 말해도 될까요? 난 의사예요. 이 편지를 의사로서 읽을 거예요. 당신들 마진은 필요 없어요, 솔직히. 하나만 알면 돼요: 젤은 같아요? 시험은 같아요? 상담선은 같아요? 뭐라도 줄였다면 — 지금 말해요. 이해할게요. 하지만 나중에 알게 되면 용서 안 해요.</w:t>
-      </w:r>
-    </w:p>
-    <w:p>
-      <w:pPr>
-        <w:pStyle w:val="BodyText"/>
-      </w:pPr>
-      <w:r>
-        <w:t xml:space="preserve">알렉세이: 같아요. 전부 같아요. 아무것도 안 줄였어요.</w:t>
-      </w:r>
-    </w:p>
-    <w:p>
-      <w:pPr>
-        <w:pStyle w:val="BodyText"/>
-      </w:pPr>
-      <w:r>
-        <w:t xml:space="preserve">코르닐로바: 그럼 그걸 먼저 써요. 숫자보다 먼저. 「젤, 시험, 상담선, 코드 — 변동 없음」. 그다음 — 가격. 의사는 먼저 지갑이 아니라. 자기 진료 침대에 누운 환자를 걱정해요. 지갑은 — 나중. 언제나 나중.</w:t>
-      </w:r>
-    </w:p>
-    <w:p>
-      <w:pPr>
-        <w:pStyle w:val="BodyText"/>
-      </w:pPr>
-      <w:r>
-        <w:t xml:space="preserve">디마: 「먼저 — 바뀌지 않는 것. 그다음 — 바뀌는 것」. 이게… 맞는 순서네요.</w:t>
-      </w:r>
-    </w:p>
-    <w:p>
-      <w:pPr>
-        <w:pStyle w:val="BodyText"/>
-      </w:pPr>
-      <w:r>
-        <w:t xml:space="preserve">코르닐로바: 진찰 순서예요. 먼저 — 건강한 데. 그다음 — 아픈 데.</w:t>
-      </w:r>
-    </w:p>
-    <w:p>
-      <w:pPr>
-        <w:pStyle w:val="BodyText"/>
-      </w:pPr>
-      <w:r>
-        <w:t xml:space="preserve">이리나: 그럼 내 숫자는요? 어디로?</w:t>
-      </w:r>
-    </w:p>
-    <w:p>
-      <w:pPr>
-        <w:pStyle w:val="BodyText"/>
-      </w:pPr>
-      <w:r>
-        <w:t xml:space="preserve">코르닐로바: 둘째 단락. 숫자는 — 검사 결과예요. 진찰 뒤에 봐요.</w:t>
-      </w:r>
-    </w:p>
-    <w:p>
-      <w:pPr>
-        <w:pStyle w:val="BodyText"/>
-      </w:pPr>
-      <w:r>
-        <w:t xml:space="preserve">올가: 적어요. 세 번째 안. 코르닐로바의 순서.</w:t>
-      </w:r>
-    </w:p>
-    <w:p>
-      <w:pPr>
-        <w:pStyle w:val="BodyText"/>
-      </w:pPr>
-      <w:r>
-        <w:t xml:space="preserve">키릴: 누가 회색에 대해 물으면요? 그쪽은 벌써 의사들에게 써요: 「우린 인상 없음」.</w:t>
-      </w:r>
-    </w:p>
-    <w:p>
-      <w:pPr>
-        <w:pStyle w:val="BodyText"/>
-      </w:pPr>
-      <w:r>
-        <w:t xml:space="preserve">이리나: 인상 없음? 그쪽은 +40이에요. 가격표 봤어요.</w:t>
-      </w:r>
-    </w:p>
-    <w:p>
-      <w:pPr>
-        <w:pStyle w:val="BodyText"/>
-      </w:pPr>
-      <w:r>
-        <w:t xml:space="preserve">키릴: 「인상 없음」이라고 쓰고 — 용량을 줄여요. 1밀리리터였던 게 — 0.8. 마스터들이 확인했어요. 크리스티나가 썼어요.</w:t>
-      </w:r>
-    </w:p>
-    <w:p>
-      <w:pPr>
-        <w:pStyle w:val="BodyText"/>
-      </w:pPr>
-      <w:r>
-        <w:t xml:space="preserve">알렉세이: 크리스티나? 「위험을 보라」의?</w:t>
-      </w:r>
-    </w:p>
-    <w:p>
-      <w:pPr>
-        <w:pStyle w:val="BodyText"/>
-      </w:pPr>
-      <w:r>
-        <w:t xml:space="preserve">키릴: 네. 그 마스터들이 주사기 무게를 재요. 회색이 용량을 20퍼센트 줄였어요. 가격은 그대로. 젤은 적게.</w:t>
-      </w:r>
-    </w:p>
-    <w:p>
-      <w:pPr>
-        <w:pStyle w:val="BodyText"/>
-      </w:pPr>
-      <w:r>
-        <w:t xml:space="preserve">코르닐로바: 그게 바로 — 「부득이하게」예요. 조용히 하는 거. 편지 없이.</w:t>
-      </w:r>
-    </w:p>
-    <w:p>
-      <w:pPr>
-        <w:pStyle w:val="BodyText"/>
-      </w:pPr>
-      <w:r>
-        <w:t xml:space="preserve">올가: 그것도 써요? 회색 얘기?</w:t>
-      </w:r>
-    </w:p>
-    <w:p>
-      <w:pPr>
-        <w:pStyle w:val="BodyText"/>
-      </w:pPr>
-      <w:r>
-        <w:t xml:space="preserve">알렉세이: 아니요. 우린 남이 아니라 우리 얘기를 써요. 크리스티나가 마스터들에게 말하게 두세요. 그건 그녀의 권리예요.</w:t>
-      </w:r>
-    </w:p>
-    <w:p>
-      <w:pPr>
-        <w:pStyle w:val="BodyText"/>
-      </w:pPr>
-      <w:r>
-        <w:t xml:space="preserve">디마: 좋아요. 회색 빼고. 질문 하나 더. 기한. 3월 15일이면 — 2주예요. 짧지 않아요?</w:t>
-      </w:r>
-    </w:p>
-    <w:p>
-      <w:pPr>
-        <w:pStyle w:val="BodyText"/>
-      </w:pPr>
-      <w:r>
-        <w:t xml:space="preserve">이리나: 우리한텐 — 짧아요. 옛 가격의 하루하루가 — 손해예요, 계산했어요. 하지만 의사한텐 2주가 — 정직해요. 의사는 3월에 환자를 예약해 뒀어요. 옛 가격으로. 환자에게 약속했죠. 우리 환율 때문에 그 약속을 깨게 할 순 없어요.</w:t>
-      </w:r>
-    </w:p>
-    <w:p>
-      <w:pPr>
-        <w:pStyle w:val="BodyText"/>
-      </w:pPr>
-      <w:r>
-        <w:t xml:space="preserve">코르닐로바: 2주가 — 최소예요. 15일 전에 예약된 환자는 — 옛 가격. 그게 공정해요.</w:t>
-      </w:r>
-    </w:p>
-    <w:p>
-      <w:pPr>
-        <w:pStyle w:val="BodyText"/>
-      </w:pPr>
-      <w:r>
-        <w:t xml:space="preserve">알렉세이: 그리고 하나 더. 마지막 단락. 「임직원 일동」 말고. 내 이름으로. 전화번호와 함께.</w:t>
-      </w:r>
-    </w:p>
-    <w:p>
-      <w:pPr>
-        <w:pStyle w:val="BodyText"/>
-      </w:pPr>
-      <w:r>
-        <w:t xml:space="preserve">올가: 전화번호? 본인 거? 의사 200명이 전화할 거예요.</w:t>
-      </w:r>
-    </w:p>
-    <w:p>
-      <w:pPr>
-        <w:pStyle w:val="BodyText"/>
-      </w:pPr>
-      <w:r>
-        <w:t xml:space="preserve">알렉세이: 하라고 하세요. 내가 정했으면 — 내가 책임져요. 그게 「우리가 정했다」의 뜻이에요.</w:t>
-      </w:r>
-    </w:p>
-    <w:p>
-      <w:pPr>
-        <w:pStyle w:val="BodyText"/>
-      </w:pPr>
-      <w:r>
-        <w:t xml:space="preserve">이리나: 전화 200통. 당신의 창에? 그들의 창에?</w:t>
-      </w:r>
-    </w:p>
-    <w:p>
-      <w:pPr>
-        <w:pStyle w:val="BodyText"/>
-      </w:pPr>
-      <w:r>
-        <w:t xml:space="preserve">알렉세이: 그들의 창에. 첫 주는 — 언제든. 그다음엔 — 다른 사람들처럼.</w:t>
-      </w:r>
-    </w:p>
-    <w:p>
-      <w:pPr>
-        <w:pStyle w:val="BodyText"/>
-      </w:pPr>
-      <w:r>
-        <w:t xml:space="preserve">키릴: 카운터를 달아도 될까요? 몇 명이 전화했는지. 몇 명이 화냈는지. 몇 명이 감사했는지.</w:t>
-      </w:r>
-    </w:p>
-    <w:p>
-      <w:pPr>
-        <w:pStyle w:val="BodyText"/>
-      </w:pPr>
-      <w:r>
-        <w:t xml:space="preserve">디마: 감사? 가격 인상에?</w:t>
-      </w:r>
-    </w:p>
-    <w:p>
-      <w:pPr>
-        <w:pStyle w:val="BodyText"/>
-      </w:pPr>
-      <w:r>
-        <w:t xml:space="preserve">키릴: 두고 봐요. 난 데이터를 좋아해요.</w:t>
-      </w:r>
-    </w:p>
-    <w:p>
-      <w:pPr>
-        <w:pStyle w:val="BodyText"/>
-      </w:pPr>
-      <w:r>
-        <w:t xml:space="preserve">올가: 최종본. 읽을게요. 「부득이하게」를 찾는 사람은 — 초콜릿.</w:t>
-      </w:r>
-    </w:p>
-    <w:p>
-      <w:pPr>
-        <w:pStyle w:val="BodyText"/>
-      </w:pPr>
-      <w:r>
-        <w:t xml:space="preserve">디마: 제가 찾으면요?</w:t>
-      </w:r>
-    </w:p>
-    <w:p>
-      <w:pPr>
-        <w:pStyle w:val="BodyText"/>
-      </w:pPr>
-      <w:r>
-        <w:t xml:space="preserve">올가: 그럼 초콜릿은 — 나한테. 놓친 벌로.</w:t>
-      </w:r>
-    </w:p>
-    <w:p>
-      <w:pPr>
-        <w:pStyle w:val="BodyText"/>
-      </w:pPr>
-      <w:r>
-        <w:t xml:space="preserve">키릴: 찾기 시작할게요.</w:t>
+        <w:t xml:space="preserve">이리나: 다음은 내가 읽을게요, 내 숫자니까요. 「「모스트」는 차액의 3분의 1을 집니다: 창업자 급여, 우리 마진, 대출. 지역 파트너들이 4분의 1을 더, 각자 형편대로. 의사분들은 나머지. 그것이 바로 가격 +12퍼센트입니다. 31이 아닙니다. 그 이상도 아닙니다」.</w:t>
+      </w:r>
+    </w:p>
+    <w:p>
+      <w:pPr>
+        <w:pStyle w:val="BodyText"/>
+      </w:pPr>
+      <w:r>
+        <w:t xml:space="preserve">코르닐로바: 내가 말해도 될까요? 난 의사고, 이 편지를 의사로서 읽을 거예요. 솔직히 당신들 마진은 필요 없어요. 하나만 알면 돼요: 젤도, 시험도, 상담선도 같아요? 뭐라도 줄였다면 지금 말해요, 이해할게요. 하지만 나중에 알게 되면 용서 안 해요.</w:t>
+      </w:r>
+    </w:p>
+    <w:p>
+      <w:pPr>
+        <w:pStyle w:val="BodyText"/>
+      </w:pPr>
+      <w:r>
+        <w:t xml:space="preserve">알렉세이: 전부 똑같아요, 엘레나 빅토로브나. 아무것도 안 줄였어요.</w:t>
+      </w:r>
+    </w:p>
+    <w:p>
+      <w:pPr>
+        <w:pStyle w:val="BodyText"/>
+      </w:pPr>
+      <w:r>
+        <w:t xml:space="preserve">코르닐로바: 그럼 그걸 숫자보다 먼저 써요: 「젤, 시험, 상담선, 코드 — 변동 없음」. 가격은 그다음이에요. 의사는 먼저 지갑을 걱정하지 않아요. 자기 진료 침대에 누운 환자를 걱정해요. 지갑은 나중이에요. 주사기가 얼마든 언제나 나중이에요.</w:t>
+      </w:r>
+    </w:p>
+    <w:p>
+      <w:pPr>
+        <w:pStyle w:val="BodyText"/>
+      </w:pPr>
+      <w:r>
+        <w:t xml:space="preserve">디마: 「먼저 — 바뀌지 않는 것. 그다음 — 바뀌는 것」. 이게… 맞는 순서인 것 같네요.</w:t>
+      </w:r>
+    </w:p>
+    <w:p>
+      <w:pPr>
+        <w:pStyle w:val="BodyText"/>
+      </w:pPr>
+      <w:r>
+        <w:t xml:space="preserve">코르닐로바: 진찰 순서예요. 먼저 건강한 데를 보고, 그다음에 아픈 데를 봐요.</w:t>
+      </w:r>
+    </w:p>
+    <w:p>
+      <w:pPr>
+        <w:pStyle w:val="BodyText"/>
+      </w:pPr>
+      <w:r>
+        <w:t xml:space="preserve">이리나: 그럼 내 숫자는요? 어디에 넣어요?</w:t>
+      </w:r>
+    </w:p>
+    <w:p>
+      <w:pPr>
+        <w:pStyle w:val="BodyText"/>
+      </w:pPr>
+      <w:r>
+        <w:t xml:space="preserve">코르닐로바: 둘째 단락에요. 숫자는 검사 결과고, 검사 결과는 진찰 뒤에 봐요.</w:t>
+      </w:r>
+    </w:p>
+    <w:p>
+      <w:pPr>
+        <w:pStyle w:val="BodyText"/>
+      </w:pPr>
+      <w:r>
+        <w:t xml:space="preserve">올가: 적을게요: 세 번째 안은 코르닐로바의 순서로 써요.</w:t>
+      </w:r>
+    </w:p>
+    <w:p>
+      <w:pPr>
+        <w:pStyle w:val="BodyText"/>
+      </w:pPr>
+      <w:r>
+        <w:t xml:space="preserve">키릴: 누가 회색에 대해 물으면요? 그쪽은 벌써 의사들에게 「우린 인상 없음」이라고 써요.</w:t>
+      </w:r>
+    </w:p>
+    <w:p>
+      <w:pPr>
+        <w:pStyle w:val="BodyText"/>
+      </w:pPr>
+      <w:r>
+        <w:t xml:space="preserve">이리나: 인상 없음이라고요? 그쪽은 +40이에요, 내가 직접 가격표를 봤어요.</w:t>
+      </w:r>
+    </w:p>
+    <w:p>
+      <w:pPr>
+        <w:pStyle w:val="BodyText"/>
+      </w:pPr>
+      <w:r>
+        <w:t xml:space="preserve">키릴: 「인상 없음」이라고 쓰고 용량을 줄여요. 1밀리리터였던 게 0.8이 됐어요. 마스터들이 확인했고, 크리스티나가 그걸 썼어요.</w:t>
+      </w:r>
+    </w:p>
+    <w:p>
+      <w:pPr>
+        <w:pStyle w:val="BodyText"/>
+      </w:pPr>
+      <w:r>
+        <w:t xml:space="preserve">알렉세이: 크리스티나? 「위험을 보라」의 그 크리스티나?</w:t>
+      </w:r>
+    </w:p>
+    <w:p>
+      <w:pPr>
+        <w:pStyle w:val="BodyText"/>
+      </w:pPr>
+      <w:r>
+        <w:t xml:space="preserve">키릴: 네, 그 사람이요. 그쪽 마스터들이 주사기 무게를 재요. 회색이 용량을 20퍼센트 줄였는데, 가격은 그대로고 젤만 적어졌어요.</w:t>
+      </w:r>
+    </w:p>
+    <w:p>
+      <w:pPr>
+        <w:pStyle w:val="BodyText"/>
+      </w:pPr>
+      <w:r>
+        <w:t xml:space="preserve">코르닐로바: 그게 바로 진짜 「부득이하게」예요. 다만 조용히, 편지 한 장 없이 하는 거죠.</w:t>
+      </w:r>
+    </w:p>
+    <w:p>
+      <w:pPr>
+        <w:pStyle w:val="BodyText"/>
+      </w:pPr>
+      <w:r>
+        <w:t xml:space="preserve">올가: 그것도 써요? 회색 얘기도요?</w:t>
+      </w:r>
+    </w:p>
+    <w:p>
+      <w:pPr>
+        <w:pStyle w:val="BodyText"/>
+      </w:pPr>
+      <w:r>
+        <w:t xml:space="preserve">알렉세이: 아니요. 우린 남 얘기가 아니라 우리 얘기를 써요. 크리스티나가 직접 마스터들에게 말하게 두세요, 그건 그녀의 권리예요.</w:t>
+      </w:r>
+    </w:p>
+    <w:p>
+      <w:pPr>
+        <w:pStyle w:val="BodyText"/>
+      </w:pPr>
+      <w:r>
+        <w:t xml:space="preserve">디마: 좋아요, 회색은 빼고요. 그런데 기한 질문이 하나 더 있어요: 3월 15일이면 겨우 2주예요. 짧지 않아요?</w:t>
+      </w:r>
+    </w:p>
+    <w:p>
+      <w:pPr>
+        <w:pStyle w:val="BodyText"/>
+      </w:pPr>
+      <w:r>
+        <w:t xml:space="preserve">이리나: 우리한텐 짧아요. 옛 가격으로 파는 하루하루가 손해니까요, 계산해 봤어요. 하지만 의사한텐 2주가 정직해요. 의사는 이미 3월에 환자들을 옛 가격으로 예약해 두고 약속했어요. 우리 환율 때문에 그 약속을 깨게 할 순 없어요.</w:t>
+      </w:r>
+    </w:p>
+    <w:p>
+      <w:pPr>
+        <w:pStyle w:val="BodyText"/>
+      </w:pPr>
+      <w:r>
+        <w:t xml:space="preserve">코르닐로바: 2주가 최소예요. 15일 전에 예약된 환자는 옛 가격, 그게 공정해요.</w:t>
+      </w:r>
+    </w:p>
+    <w:p>
+      <w:pPr>
+        <w:pStyle w:val="BodyText"/>
+      </w:pPr>
+      <w:r>
+        <w:t xml:space="preserve">알렉세이: 그리고 마지막 단락 얘긴데요. 「임직원 일동」은 빼요. 제 이름으로, 전화번호를 넣어서 서명할게요.</w:t>
+      </w:r>
+    </w:p>
+    <w:p>
+      <w:pPr>
+        <w:pStyle w:val="BodyText"/>
+      </w:pPr>
+      <w:r>
+        <w:t xml:space="preserve">올가: 본인 전화번호를요? 알렉세이 니콜라예비치, 의사 200명이 전화할 거예요.</w:t>
+      </w:r>
+    </w:p>
+    <w:p>
+      <w:pPr>
+        <w:pStyle w:val="BodyText"/>
+      </w:pPr>
+      <w:r>
+        <w:t xml:space="preserve">알렉세이: 하라고 하세요. 내가 정했으면 내가 책임져요. 그게 「우리가 정했다」의 뜻이에요.</w:t>
+      </w:r>
+    </w:p>
+    <w:p>
+      <w:pPr>
+        <w:pStyle w:val="BodyText"/>
+      </w:pPr>
+      <w:r>
+        <w:t xml:space="preserve">이리나: 전화 200통이라 — 당신의 창에요, 그들의 창에요?</w:t>
+      </w:r>
+    </w:p>
+    <w:p>
+      <w:pPr>
+        <w:pStyle w:val="BodyText"/>
+      </w:pPr>
+      <w:r>
+        <w:t xml:space="preserve">알렉세이: 그들의 창에요. 첫 주는 언제든, 그다음엔 다른 사람들처럼요.</w:t>
+      </w:r>
+    </w:p>
+    <w:p>
+      <w:pPr>
+        <w:pStyle w:val="BodyText"/>
+      </w:pPr>
+      <w:r>
+        <w:t xml:space="preserve">키릴: 카운터를 달아도 될까요? 몇 명이 전화했는지, 몇 명이 화냈는지, 몇 명이 감사했는지요.</w:t>
+      </w:r>
+    </w:p>
+    <w:p>
+      <w:pPr>
+        <w:pStyle w:val="BodyText"/>
+      </w:pPr>
+      <w:r>
+        <w:t xml:space="preserve">디마: 감사? 가격 인상에 고맙다고 할 사람이 있을 것 같아?</w:t>
+      </w:r>
+    </w:p>
+    <w:p>
+      <w:pPr>
+        <w:pStyle w:val="BodyText"/>
+      </w:pPr>
+      <w:r>
+        <w:t xml:space="preserve">키릴: 두고 봐요. 난 데이터를 좋아하고, 데이터는 가끔 놀라게 하거든요.</w:t>
+      </w:r>
+    </w:p>
+    <w:p>
+      <w:pPr>
+        <w:pStyle w:val="BodyText"/>
+      </w:pPr>
+      <w:r>
+        <w:t xml:space="preserve">올가: 최종본 읽을게요. 여기서 「부득이하게」를 찾는 사람은 초콜릿을 받아요.</w:t>
+      </w:r>
+    </w:p>
+    <w:p>
+      <w:pPr>
+        <w:pStyle w:val="BodyText"/>
+      </w:pPr>
+      <w:r>
+        <w:t xml:space="preserve">디마: 제가 그 말을 찾으면요?</w:t>
+      </w:r>
+    </w:p>
+    <w:p>
+      <w:pPr>
+        <w:pStyle w:val="BodyText"/>
+      </w:pPr>
+      <w:r>
+        <w:t xml:space="preserve">올가: 그럼 초콜릿은 놓친 벌로 나한테 와요.</w:t>
+      </w:r>
+    </w:p>
+    <w:p>
+      <w:pPr>
+        <w:pStyle w:val="BodyText"/>
+      </w:pPr>
+      <w:r>
+        <w:t xml:space="preserve">키릴: 그럼 지금 바로 찾기 시작할게요.</w:t>
       </w:r>
     </w:p>
     <w:bookmarkEnd w:id="34"/>
@@ -4292,207 +4292,207 @@
         <w:pStyle w:val="FirstParagraph"/>
       </w:pPr>
       <w:r>
-        <w:t xml:space="preserve">알렉세이: 보론초프입니다. 말씀하세요. 네, 제가 서명했어요. 네, 제 번호예요.</w:t>
-      </w:r>
-    </w:p>
-    <w:p>
-      <w:pPr>
-        <w:pStyle w:val="BodyText"/>
-      </w:pPr>
-      <w:r>
-        <w:t xml:space="preserve">포미나: 알렉세이 니콜라예비치, 포미나예요. 툴라. 편지 읽었어요. 두 번. 처음엔 — 의사로. 두 번째는 — 회계사로. 회계사를 줄인 뒤로 내 클리닉 회계도 내가 하거든요. 툴라는 모스크바가 아니니까요.</w:t>
-      </w:r>
-    </w:p>
-    <w:p>
-      <w:pPr>
-        <w:pStyle w:val="BodyText"/>
-      </w:pPr>
-      <w:r>
-        <w:t xml:space="preserve">알렉세이: 나데즈다 세르게예브나. 회계사는 뭐라고 하나요?</w:t>
-      </w:r>
-    </w:p>
-    <w:p>
-      <w:pPr>
-        <w:pStyle w:val="BodyText"/>
-      </w:pPr>
-      <w:r>
-        <w:t xml:space="preserve">포미나: 회계사는 말해요: 12는 — 아프다. 그리고 의사는 말해요: 첫 단락이 상담선과 시험이라 고맙다. 30년 동안 공급사들이 편지를 보냈어요. 30년 동안 가격부터 시작했죠. 환자부터 시작한 건 당신들이 처음이에요.</w:t>
-      </w:r>
-    </w:p>
-    <w:p>
-      <w:pPr>
-        <w:pStyle w:val="BodyText"/>
-      </w:pPr>
-      <w:r>
-        <w:t xml:space="preserve">알렉세이: 코르닐로바예요. 그분의 순서.</w:t>
-      </w:r>
-    </w:p>
-    <w:p>
-      <w:pPr>
-        <w:pStyle w:val="BodyText"/>
-      </w:pPr>
-      <w:r>
-        <w:t xml:space="preserve">포미나: 그럴 줄 알았어요. 진찰 순서. 전해 주세요.</w:t>
-      </w:r>
-    </w:p>
-    <w:p>
-      <w:pPr>
-        <w:pStyle w:val="BodyText"/>
-      </w:pPr>
-      <w:r>
-        <w:t xml:space="preserve">알렉세이: 전할게요. 기뻐하실 거예요. 내색은 안 하시겠지만.</w:t>
-      </w:r>
-    </w:p>
-    <w:p>
-      <w:pPr>
-        <w:pStyle w:val="BodyText"/>
-      </w:pPr>
-      <w:r>
-        <w:t xml:space="preserve">포미나: 안 하시죠. 절대 안 하세요. 그분께 배웠거든요.</w:t>
-      </w:r>
-    </w:p>
-    <w:p>
-      <w:pPr>
-        <w:pStyle w:val="BodyText"/>
-      </w:pPr>
-      <w:r>
-        <w:t xml:space="preserve">키릴: 카운터. 전화 47통. 화냄 — 12. 질문 — 28. 감사 — 7. 일곱이에요!</w:t>
-      </w:r>
-    </w:p>
-    <w:p>
-      <w:pPr>
-        <w:pStyle w:val="BodyText"/>
-      </w:pPr>
-      <w:r>
-        <w:t xml:space="preserve">고르데예바: 보론초프? 고르데예바예요. 「벨라 비타」 체인. 클리닉 12곳. 모스크바와 주. 모스크바에서 당신들 최대 고객이죠.</w:t>
-      </w:r>
-    </w:p>
-    <w:p>
-      <w:pPr>
-        <w:pStyle w:val="BodyText"/>
-      </w:pPr>
-      <w:r>
-        <w:t xml:space="preserve">알렉세이: 엘비라 마라토브나. 알아요. 말씀하세요.</w:t>
-      </w:r>
-    </w:p>
-    <w:p>
-      <w:pPr>
-        <w:pStyle w:val="BodyText"/>
-      </w:pPr>
-      <w:r>
-        <w:t xml:space="preserve">고르데예바: 편지 읽었어요. 예쁘더군요. 감동적이고. 코르닐로바, 상담선, 코드. 하지만 나한텐 다른 게 필요해요. 「벨라 비타」는 — 0퍼센트. 우린 한 달에 주사기 800개를 사요. 그런 물량엔 — 예외. 시장 전체가 그렇게 돌아가요.</w:t>
-      </w:r>
-    </w:p>
-    <w:p>
-      <w:pPr>
-        <w:pStyle w:val="BodyText"/>
-      </w:pPr>
-      <w:r>
-        <w:t xml:space="preserve">알렉세이: 예외는 없어요. 모든 의사에게 가격은 하나. 전국에서. 5년째예요.</w:t>
-      </w:r>
-    </w:p>
-    <w:p>
-      <w:pPr>
-        <w:pStyle w:val="BodyText"/>
-      </w:pPr>
-      <w:r>
-        <w:t xml:space="preserve">고르데예바: 5년 동안 당신들은 작았죠. 이젠 커요. 큰 회사엔 예외가 있어요.</w:t>
-      </w:r>
-    </w:p>
-    <w:p>
-      <w:pPr>
-        <w:pStyle w:val="BodyText"/>
-      </w:pPr>
-      <w:r>
-        <w:t xml:space="preserve">알렉세이: 큰 회사엔 가격이 열한 개 있죠. 그리고 그 사이에 회색 시장이 열한 개. 이미 계산해 봤어요. 셰르시뇨프 때.</w:t>
-      </w:r>
-    </w:p>
-    <w:p>
-      <w:pPr>
-        <w:pStyle w:val="BodyText"/>
-      </w:pPr>
-      <w:r>
-        <w:t xml:space="preserve">고르데예바: 셰르시뇨프는 몰라요. 「세베르나야 파르마」는 알죠. 볼코프는 나한테 0을 줄 거예요. 유사품으로.</w:t>
-      </w:r>
-    </w:p>
-    <w:p>
-      <w:pPr>
-        <w:pStyle w:val="BodyText"/>
-      </w:pPr>
-      <w:r>
-        <w:t xml:space="preserve">알렉세이: 그럴 수도 있죠. 그건 당신의 권리예요. 당신의 환자들. 당신의 선택.</w:t>
-      </w:r>
-    </w:p>
-    <w:p>
-      <w:pPr>
-        <w:pStyle w:val="BodyText"/>
-      </w:pPr>
-      <w:r>
-        <w:t xml:space="preserve">고르데예바: 한 달에 주사기 800개를 잃는 게 무섭지 않아요? 위기에?</w:t>
-      </w:r>
-    </w:p>
-    <w:p>
-      <w:pPr>
-        <w:pStyle w:val="BodyText"/>
-      </w:pPr>
-      <w:r>
-        <w:t xml:space="preserve">알렉세이: 무서워요. 아주. 하지만 내가 당신에게 0을 주면, 내일 툴라의 포미나가 전화할 거예요. 그분은 40개를 사요. 그리고 물을 거예요: 「왜 나는 12예요?」 뭐라고 답해요? 「작으시니까요」?</w:t>
-      </w:r>
-    </w:p>
-    <w:p>
-      <w:pPr>
-        <w:pStyle w:val="BodyText"/>
-      </w:pPr>
-      <w:r>
-        <w:t xml:space="preserve">고르데예바: 이렇게 답하세요: 「시장이 그래요」.</w:t>
-      </w:r>
-    </w:p>
-    <w:p>
-      <w:pPr>
-        <w:pStyle w:val="BodyText"/>
-      </w:pPr>
-      <w:r>
-        <w:t xml:space="preserve">알렉세이: 그럼 난 다른 사람들과 같아지죠. 그럼 문 위의 판지는 왜 있어요.</w:t>
-      </w:r>
-    </w:p>
-    <w:p>
-      <w:pPr>
-        <w:pStyle w:val="BodyText"/>
-      </w:pPr>
-      <w:r>
-        <w:t xml:space="preserve">고르데예바: 판지. 그 얘긴 들었어요. 좋아요. 금요일까지 생각할게요. 하지만 각오하세요.</w:t>
-      </w:r>
-    </w:p>
-    <w:p>
-      <w:pPr>
-        <w:pStyle w:val="BodyText"/>
-      </w:pPr>
-      <w:r>
-        <w:t xml:space="preserve">알렉세이: 금요일까지. 여기 있을게요.</w:t>
-      </w:r>
-    </w:p>
-    <w:p>
-      <w:pPr>
-        <w:pStyle w:val="BodyText"/>
-      </w:pPr>
-      <w:r>
-        <w:t xml:space="preserve">디마: 「벨라 비타」… 우리 모스크바 매출의 12퍼센트예요. 알렉세이 니콜라예비치, 어쩌면…</w:t>
-      </w:r>
-    </w:p>
-    <w:p>
-      <w:pPr>
-        <w:pStyle w:val="BodyText"/>
-      </w:pPr>
-      <w:r>
-        <w:t xml:space="preserve">알렉세이: 아니, 디마. 「어쩌면」은 없어. 네가 직접 편지를 썼잖아. 「가격은 하나」. 네가 두 번째로 서명했고.</w:t>
-      </w:r>
-    </w:p>
-    <w:p>
-      <w:pPr>
-        <w:pStyle w:val="BodyText"/>
-      </w:pPr>
-      <w:r>
-        <w:t xml:space="preserve">디마: 서명했죠. 제일 큰 데가 먼저 전화할 줄은 몰랐어요.</w:t>
+        <w:t xml:space="preserve">알렉세이: 보론초프입니다, 말씀하세요. 네, 그 편지는 제가 서명했고, 번호도 제 거예요.</w:t>
+      </w:r>
+    </w:p>
+    <w:p>
+      <w:pPr>
+        <w:pStyle w:val="BodyText"/>
+      </w:pPr>
+      <w:r>
+        <w:t xml:space="preserve">포미나: 알렉세이 니콜라예비치, 툴라의 포미나예요. 편지를 두 번 읽었어요. 처음엔 의사로, 두 번째는 회계사로요. 툴라는 모스크바가 아니라서, 회계사를 줄인 뒤로 내 클리닉 회계도 내가 하거든요.</w:t>
+      </w:r>
+    </w:p>
+    <w:p>
+      <w:pPr>
+        <w:pStyle w:val="BodyText"/>
+      </w:pPr>
+      <w:r>
+        <w:t xml:space="preserve">알렉세이: 나데즈다 세르게예브나, 반가워요. 그래서 회계사는 뭐라고 하나요?</w:t>
+      </w:r>
+    </w:p>
+    <w:p>
+      <w:pPr>
+        <w:pStyle w:val="BodyText"/>
+      </w:pPr>
+      <w:r>
+        <w:t xml:space="preserve">포미나: 회계사는 12가 아프다고 해요. 그리고 의사는 첫 단락이 상담선과 시험이라 고맙다고 해요. 30년 동안 공급사들이 편지를 보냈고, 30년 동안 가격부터 시작했어요. 환자부터 시작한 건 당신들이 처음이에요, 잊지 않을게요.</w:t>
+      </w:r>
+    </w:p>
+    <w:p>
+      <w:pPr>
+        <w:pStyle w:val="BodyText"/>
+      </w:pPr>
+      <w:r>
+        <w:t xml:space="preserve">알렉세이: 그건 코르닐로바 덕분이에요, 그분의 순서예요.</w:t>
+      </w:r>
+    </w:p>
+    <w:p>
+      <w:pPr>
+        <w:pStyle w:val="BodyText"/>
+      </w:pPr>
+      <w:r>
+        <w:t xml:space="preserve">포미나: 그럴 줄 알았어요, 진찰 순서니까요. 내 대신 고맙다고 전해 주세요.</w:t>
+      </w:r>
+    </w:p>
+    <w:p>
+      <w:pPr>
+        <w:pStyle w:val="BodyText"/>
+      </w:pPr>
+      <w:r>
+        <w:t xml:space="preserve">알렉세이: 전할게요. 물론 내색은 안 하시겠지만 기뻐하실 거예요.</w:t>
+      </w:r>
+    </w:p>
+    <w:p>
+      <w:pPr>
+        <w:pStyle w:val="BodyText"/>
+      </w:pPr>
+      <w:r>
+        <w:t xml:space="preserve">포미나: 안 하시죠, 절대 안 하세요. 내가 그분께 배웠으니 알아요.</w:t>
+      </w:r>
+    </w:p>
+    <w:p>
+      <w:pPr>
+        <w:pStyle w:val="BodyText"/>
+      </w:pPr>
+      <w:r>
+        <w:t xml:space="preserve">키릴: 카운터: 전화 47통. 화냄 12, 질문 28, 그리고 감사가 7. 무려 일곱이에요!</w:t>
+      </w:r>
+    </w:p>
+    <w:p>
+      <w:pPr>
+        <w:pStyle w:val="BodyText"/>
+      </w:pPr>
+      <w:r>
+        <w:t xml:space="preserve">고르데예바: 보론초프? 고르데예바예요, 「벨라 비타」 체인. 모스크바와 주에 클리닉 12곳이 있어요. 모스크바에서 당신들 최대 고객이죠.</w:t>
+      </w:r>
+    </w:p>
+    <w:p>
+      <w:pPr>
+        <w:pStyle w:val="BodyText"/>
+      </w:pPr>
+      <w:r>
+        <w:t xml:space="preserve">알렉세이: 엘비라 마라토브나, 누구신지 알아요. 말씀하세요.</w:t>
+      </w:r>
+    </w:p>
+    <w:p>
+      <w:pPr>
+        <w:pStyle w:val="BodyText"/>
+      </w:pPr>
+      <w:r>
+        <w:t xml:space="preserve">고르데예바: 편지 읽었어요. 예쁘고 감동적이더군요: 코르닐로바, 상담선, 코드. 하지만 나한텐 다른 게 필요해요. 「벨라 비타」는 0퍼센트. 우린 한 달에 주사기 800개를 사니까, 그런 물량엔 예외가 있어야죠. 시장 전체가 그렇게 돌아가는 거, 잘 아시잖아요.</w:t>
+      </w:r>
+    </w:p>
+    <w:p>
+      <w:pPr>
+        <w:pStyle w:val="BodyText"/>
+      </w:pPr>
+      <w:r>
+        <w:t xml:space="preserve">알렉세이: 예외는 없어요. 전국 모든 의사에게 가격은 하나고, 벌써 5년째 그래요.</w:t>
+      </w:r>
+    </w:p>
+    <w:p>
+      <w:pPr>
+        <w:pStyle w:val="BodyText"/>
+      </w:pPr>
+      <w:r>
+        <w:t xml:space="preserve">고르데예바: 5년 동안 당신들은 작았지만 이젠 커요. 큰 회사엔 예외가 있죠.</w:t>
+      </w:r>
+    </w:p>
+    <w:p>
+      <w:pPr>
+        <w:pStyle w:val="BodyText"/>
+      </w:pPr>
+      <w:r>
+        <w:t xml:space="preserve">알렉세이: 큰 회사엔 가격이 열한 개, 그 사이에 회색 시장이 열한 개 있죠. 셰르시뇨프 때 이미 계산해 봤어요.</w:t>
+      </w:r>
+    </w:p>
+    <w:p>
+      <w:pPr>
+        <w:pStyle w:val="BodyText"/>
+      </w:pPr>
+      <w:r>
+        <w:t xml:space="preserve">고르데예바: 셰르시뇨프는 몰라요, 대신 「세베르나야 파르마」는 알죠. 볼코프는 나한테 유사품을 0에 줄 거예요.</w:t>
+      </w:r>
+    </w:p>
+    <w:p>
+      <w:pPr>
+        <w:pStyle w:val="BodyText"/>
+      </w:pPr>
+      <w:r>
+        <w:t xml:space="preserve">알렉세이: 그럴 수도 있죠. 그건 당신의 권리고, 당신의 환자들이고, 당신의 선택이에요.</w:t>
+      </w:r>
+    </w:p>
+    <w:p>
+      <w:pPr>
+        <w:pStyle w:val="BodyText"/>
+      </w:pPr>
+      <w:r>
+        <w:t xml:space="preserve">고르데예바: 그런데 한 달에 주사기 800개를 잃는 게 무섭지 않아요? 그것도 위기에?</w:t>
+      </w:r>
+    </w:p>
+    <w:p>
+      <w:pPr>
+        <w:pStyle w:val="BodyText"/>
+      </w:pPr>
+      <w:r>
+        <w:t xml:space="preserve">알렉세이: 무서워요, 아주. 하지만 내가 당신에게 0을 주면, 내일 주사기 40개를 사는 툴라의 포미나가 전화할 거예요. 그리고 물을 거예요: 「왜 나는 12예요?」 뭐라고 답해요? 「작으시니까요」? 나는 그렇게 답할 수 없어요.</w:t>
+      </w:r>
+    </w:p>
+    <w:p>
+      <w:pPr>
+        <w:pStyle w:val="BodyText"/>
+      </w:pPr>
+      <w:r>
+        <w:t xml:space="preserve">고르데예바: 「시장이 그래요」라고 답하세요. 다들 그렇게 답해요.</w:t>
+      </w:r>
+    </w:p>
+    <w:p>
+      <w:pPr>
+        <w:pStyle w:val="BodyText"/>
+      </w:pPr>
+      <w:r>
+        <w:t xml:space="preserve">알렉세이: 그럼 난 다른 사람들과 같아지고, 그럼 문 위의 판지가 왜 있는지 모르게 되죠.</w:t>
+      </w:r>
+    </w:p>
+    <w:p>
+      <w:pPr>
+        <w:pStyle w:val="BodyText"/>
+      </w:pPr>
+      <w:r>
+        <w:t xml:space="preserve">고르데예바: 판지라… 그 얘긴 들었어요. 좋아요, 금요일까지 생각할게요. 하지만 각오하세요.</w:t>
+      </w:r>
+    </w:p>
+    <w:p>
+      <w:pPr>
+        <w:pStyle w:val="BodyText"/>
+      </w:pPr>
+      <w:r>
+        <w:t xml:space="preserve">알렉세이: 그럼 금요일까지요. 여기 자리에 있을게요.</w:t>
+      </w:r>
+    </w:p>
+    <w:p>
+      <w:pPr>
+        <w:pStyle w:val="BodyText"/>
+      </w:pPr>
+      <w:r>
+        <w:t xml:space="preserve">디마: 「벨라 비타」는 우리 모스크바 매출의 12퍼센트예요. 알렉세이 니콜라예비치, 어쩌면…</w:t>
+      </w:r>
+    </w:p>
+    <w:p>
+      <w:pPr>
+        <w:pStyle w:val="BodyText"/>
+      </w:pPr>
+      <w:r>
+        <w:t xml:space="preserve">알렉세이: 아니, 디마, 「어쩌면」은 없어. 「가격은 하나」라고 쓴 편지를 네가 직접 썼고, 두 번째로 서명했잖아.</w:t>
+      </w:r>
+    </w:p>
+    <w:p>
+      <w:pPr>
+        <w:pStyle w:val="BodyText"/>
+      </w:pPr>
+      <w:r>
+        <w:t xml:space="preserve">디마: 서명했죠. 그냥 제일 큰 고객이 먼저 전화할 줄은 몰랐어요.</w:t>
       </w:r>
     </w:p>
     <w:p>
@@ -4508,23 +4508,23 @@
         <w:pStyle w:val="BodyText"/>
       </w:pPr>
       <w:r>
-        <w:t xml:space="preserve">디마: 그럼 작은 데는 — 마지막에요?</w:t>
-      </w:r>
-    </w:p>
-    <w:p>
-      <w:pPr>
-        <w:pStyle w:val="BodyText"/>
-      </w:pPr>
-      <w:r>
-        <w:t xml:space="preserve">알렉세이: 작은 데는 전화 안 해. 그냥 떠나. 조용히. 그래서 우린 작은 데에 편지를 쓰는 거야.</w:t>
-      </w:r>
-    </w:p>
-    <w:p>
-      <w:pPr>
-        <w:pStyle w:val="BodyText"/>
-      </w:pPr>
-      <w:r>
-        <w:t xml:space="preserve">키릴: 카운터. 63통. 감사 — 11. 화냄 — 14. 「벨라 비타」 — 별도 줄. 빨간색.</w:t>
+        <w:t xml:space="preserve">디마: 그럼 작은 데는 마지막에 전화하는 거예요?</w:t>
+      </w:r>
+    </w:p>
+    <w:p>
+      <w:pPr>
+        <w:pStyle w:val="BodyText"/>
+      </w:pPr>
+      <w:r>
+        <w:t xml:space="preserve">알렉세이: 작은 데는 아예 전화를 안 해. 그냥 조용히 떠나. 그래서 우린 작은 데에 편지를 쓰는 거야.</w:t>
+      </w:r>
+    </w:p>
+    <w:p>
+      <w:pPr>
+        <w:pStyle w:val="BodyText"/>
+      </w:pPr>
+      <w:r>
+        <w:t xml:space="preserve">키릴: 카운터: 63통. 감사 11, 화냄 14. 그리고 「벨라 비타」는 별도 줄인데, 빨간색이에요.</w:t>
       </w:r>
     </w:p>
     <w:bookmarkEnd w:id="35"/>
@@ -4542,199 +4542,199 @@
         <w:pStyle w:val="FirstParagraph"/>
       </w:pPr>
       <w:r>
-        <w:t xml:space="preserve">이리나: 금요일. 5시. 「벨라 비타」는 조용해요.</w:t>
-      </w:r>
-    </w:p>
-    <w:p>
-      <w:pPr>
-        <w:pStyle w:val="BodyText"/>
-      </w:pPr>
-      <w:r>
-        <w:t xml:space="preserve">디마: 잊어버린 걸까요? 다 괜찮은 거 아닐까요?</w:t>
-      </w:r>
-    </w:p>
-    <w:p>
-      <w:pPr>
-        <w:pStyle w:val="BodyText"/>
-      </w:pPr>
-      <w:r>
-        <w:t xml:space="preserve">올가: 그런 사람은 안 잊어요. 끌죠. 우리가 먼저 전화해서 「조금」을 제안하게.</w:t>
-      </w:r>
-    </w:p>
-    <w:p>
-      <w:pPr>
-        <w:pStyle w:val="BodyText"/>
-      </w:pPr>
-      <w:r>
-        <w:t xml:space="preserve">알렉세이: 전화 안 해요.</w:t>
-      </w:r>
-    </w:p>
-    <w:p>
-      <w:pPr>
-        <w:pStyle w:val="BodyText"/>
-      </w:pPr>
-      <w:r>
-        <w:t xml:space="preserve">디마: 가격 말고 전화하면요? 그냥 — 잘 지내는지 묻는 거. 카잔에서 배운 대로: 「먼저 가족」.</w:t>
-      </w:r>
-    </w:p>
-    <w:p>
-      <w:pPr>
-        <w:pStyle w:val="BodyText"/>
-      </w:pPr>
-      <w:r>
-        <w:t xml:space="preserve">알렉세이: 좋은 생각이야. 하지만 오늘은 아니야. 오늘 하면 「조금」처럼 보일 거야.</w:t>
-      </w:r>
-    </w:p>
-    <w:p>
-      <w:pPr>
-        <w:pStyle w:val="BodyText"/>
-      </w:pPr>
-      <w:r>
-        <w:t xml:space="preserve">고르데예바: 보론초프. 고르데예바예요. 금요일까지라고 했죠. 금요일이에요. 떠날게요. 볼코프에게.</w:t>
-      </w:r>
-    </w:p>
-    <w:p>
-      <w:pPr>
-        <w:pStyle w:val="BodyText"/>
-      </w:pPr>
-      <w:r>
-        <w:t xml:space="preserve">알렉세이: 알겠어요. 직접 말해 줘서 고마워요. 회계 부서를 통해서가 아니라.</w:t>
-      </w:r>
-    </w:p>
-    <w:p>
-      <w:pPr>
-        <w:pStyle w:val="BodyText"/>
-      </w:pPr>
-      <w:r>
-        <w:t xml:space="preserve">고르데예바: 설득 안 하세요?</w:t>
-      </w:r>
-    </w:p>
-    <w:p>
-      <w:pPr>
-        <w:pStyle w:val="BodyText"/>
-      </w:pPr>
-      <w:r>
-        <w:t xml:space="preserve">알렉세이: 안 해요. 성인이시잖아요. 클리닉이 12곳, 나보다 계산을 잘하시죠. 볼코프가 유사품을 0에 준다면 — 유사품을 놓으시겠죠. 당신의 선택이에요. 하나만 부탁해요. 당신 의사들은 코르닐로바 시험을 봤어요. 그들에게 상담선 번호는 남겨 두세요. 뭔가 잘못되면 — 전화하라고. 무료로. 모두처럼.</w:t>
-      </w:r>
-    </w:p>
-    <w:p>
-      <w:pPr>
-        <w:pStyle w:val="BodyText"/>
-      </w:pPr>
-      <w:r>
-        <w:t xml:space="preserve">고르데예바: 상담선 — 우리가 떠나도요?</w:t>
-      </w:r>
-    </w:p>
-    <w:p>
-      <w:pPr>
-        <w:pStyle w:val="BodyText"/>
-      </w:pPr>
-      <w:r>
-        <w:t xml:space="preserve">알렉세이: 상담선은 — 환자를 위한 거예요. 고객을 위한 게 아니라. 환자들은 당신을 떠나지 않았어요.</w:t>
-      </w:r>
-    </w:p>
-    <w:p>
-      <w:pPr>
-        <w:pStyle w:val="BodyText"/>
-      </w:pPr>
-      <w:r>
-        <w:t xml:space="preserve">고르데예바: 이상한 분이네요. 그렇다고 들었어요.</w:t>
-      </w:r>
-    </w:p>
-    <w:p>
-      <w:pPr>
-        <w:pStyle w:val="BodyText"/>
-      </w:pPr>
-      <w:r>
-        <w:t xml:space="preserve">볼코프: 보론초프? 볼코프요. 고르데예바가 전화했어요. 우리한테 온다고. 당신이 설득 안 했다고. 그리고 상담선을 남겨 줬다고.</w:t>
-      </w:r>
-    </w:p>
-    <w:p>
-      <w:pPr>
-        <w:pStyle w:val="BodyText"/>
-      </w:pPr>
-      <w:r>
-        <w:t xml:space="preserve">알렉세이: 남겨 줬죠. 환자들은 상관없으니까요.</w:t>
-      </w:r>
-    </w:p>
-    <w:p>
-      <w:pPr>
-        <w:pStyle w:val="BodyText"/>
-      </w:pPr>
-      <w:r>
-        <w:t xml:space="preserve">볼코프: 거절했어요.</w:t>
-      </w:r>
-    </w:p>
-    <w:p>
-      <w:pPr>
-        <w:pStyle w:val="BodyText"/>
-      </w:pPr>
-      <w:r>
-        <w:t xml:space="preserve">알렉세이: 거절하셨다고요? 한 달에 주사기 800개를?</w:t>
-      </w:r>
-    </w:p>
-    <w:p>
-      <w:pPr>
-        <w:pStyle w:val="BodyText"/>
-      </w:pPr>
-      <w:r>
-        <w:t xml:space="preserve">볼코프: 위기에 0원짜리 유사품 — 내가 30년 동안 한 짓이에요. 최에게 약속했죠: 「내 실수를 반복하지 마라」. 내가 반복하면 — 무슨 조언자예요? 그녀에게 말했어요: 「보론초프에게 돌아가라. 12퍼센트는 정직하다. 나라면 20을 올렸을 거다」.</w:t>
-      </w:r>
-    </w:p>
-    <w:p>
-      <w:pPr>
-        <w:pStyle w:val="BodyText"/>
-      </w:pPr>
-      <w:r>
-        <w:t xml:space="preserve">디마: 볼코프가… 「벨라 비타」를 거절했다고요?</w:t>
-      </w:r>
-    </w:p>
-    <w:p>
-      <w:pPr>
-        <w:pStyle w:val="BodyText"/>
-      </w:pPr>
-      <w:r>
-        <w:t xml:space="preserve">올가: 1년에 두 번째로 볼코프가 돈을 거절했네요. 이건 우연이 아니에요. 성격이에요. 새로운.</w:t>
-      </w:r>
-    </w:p>
-    <w:p>
-      <w:pPr>
-        <w:pStyle w:val="BodyText"/>
-      </w:pPr>
-      <w:r>
-        <w:t xml:space="preserve">고르데예바: 보론초프. 또 나예요. 볼코프가 거절했어요. 당신에게 돌아가라고. 나… 뭐라고 해야 할지 모르겠네요.</w:t>
-      </w:r>
-    </w:p>
-    <w:p>
-      <w:pPr>
-        <w:pStyle w:val="BodyText"/>
-      </w:pPr>
-      <w:r>
-        <w:t xml:space="preserve">알렉세이: 이렇게 말씀하세요: 「12퍼센트, 3월 15일부터, 모두처럼」. 그 이상은 필요 없어요.</w:t>
-      </w:r>
-    </w:p>
-    <w:p>
-      <w:pPr>
-        <w:pStyle w:val="BodyText"/>
-      </w:pPr>
-      <w:r>
-        <w:t xml:space="preserve">고르데예바: 모두처럼. 좋아요. 모두처럼. 하지만 가격이 내려갈 땐 내가 제일 먼저 전화할 거예요.</w:t>
-      </w:r>
-    </w:p>
-    <w:p>
-      <w:pPr>
-        <w:pStyle w:val="BodyText"/>
-      </w:pPr>
-      <w:r>
-        <w:t xml:space="preserve">알렉세이: 그러세요. 적어 둘게요. 키릴, 적어.</w:t>
-      </w:r>
-    </w:p>
-    <w:p>
-      <w:pPr>
-        <w:pStyle w:val="BodyText"/>
-      </w:pPr>
-      <w:r>
-        <w:t xml:space="preserve">키릴: 적었어요. 「벨라 비타」 — 빨간 줄에서 보통 줄로. 카운터: 112통. 감사 — 26.</w:t>
+        <w:t xml:space="preserve">이리나: 금요일, 벌써 5시인데 「벨라 비타」는 아직 조용해요.</w:t>
+      </w:r>
+    </w:p>
+    <w:p>
+      <w:pPr>
+        <w:pStyle w:val="BodyText"/>
+      </w:pPr>
+      <w:r>
+        <w:t xml:space="preserve">디마: 그냥 잊어버린 걸까요? 다 괜찮고 남는 거 아닐까요?</w:t>
+      </w:r>
+    </w:p>
+    <w:p>
+      <w:pPr>
+        <w:pStyle w:val="BodyText"/>
+      </w:pPr>
+      <w:r>
+        <w:t xml:space="preserve">올가: 그런 사람은 안 잊어요. 우리가 먼저 전화해서 「조금」을 제안하게 시간을 끄는 거예요.</w:t>
+      </w:r>
+    </w:p>
+    <w:p>
+      <w:pPr>
+        <w:pStyle w:val="BodyText"/>
+      </w:pPr>
+      <w:r>
+        <w:t xml:space="preserve">알렉세이: 먼저 전화 안 할 거예요, 올가 페트로브나. 오늘도, 내일도요.</w:t>
+      </w:r>
+    </w:p>
+    <w:p>
+      <w:pPr>
+        <w:pStyle w:val="BodyText"/>
+      </w:pPr>
+      <w:r>
+        <w:t xml:space="preserve">디마: 가격 말고, 그냥 잘 지내는지 묻는 전화면요? 카잔에서 배운 대로: 「먼저 가족」.</w:t>
+      </w:r>
+    </w:p>
+    <w:p>
+      <w:pPr>
+        <w:pStyle w:val="BodyText"/>
+      </w:pPr>
+      <w:r>
+        <w:t xml:space="preserve">알렉세이: 좋은 생각이야, 하지만 오늘은 아니야. 오늘은 그런 전화가 바로 그 「조금」처럼 보일 거야.</w:t>
+      </w:r>
+    </w:p>
+    <w:p>
+      <w:pPr>
+        <w:pStyle w:val="BodyText"/>
+      </w:pPr>
+      <w:r>
+        <w:t xml:space="preserve">고르데예바: 보론초프, 고르데예바예요. 금요일까지 답하겠다고 했고, 금요일이에요. 볼코프에게 갈게요.</w:t>
+      </w:r>
+    </w:p>
+    <w:p>
+      <w:pPr>
+        <w:pStyle w:val="BodyText"/>
+      </w:pPr>
+      <w:r>
+        <w:t xml:space="preserve">알렉세이: 알겠어요. 회계 부서를 통해서가 아니라 직접 말해 줘서 고마워요.</w:t>
+      </w:r>
+    </w:p>
+    <w:p>
+      <w:pPr>
+        <w:pStyle w:val="BodyText"/>
+      </w:pPr>
+      <w:r>
+        <w:t xml:space="preserve">고르데예바: 그런데 설득도 안 하세요?</w:t>
+      </w:r>
+    </w:p>
+    <w:p>
+      <w:pPr>
+        <w:pStyle w:val="BodyText"/>
+      </w:pPr>
+      <w:r>
+        <w:t xml:space="preserve">알렉세이: 안 해요. 성인이시고, 클리닉이 12곳이고, 나보다 계산을 잘하시죠. 볼코프가 유사품을 0에 준다면 유사품을 놓으시겠죠, 당신의 선택이에요. 하나만 부탁해요. 당신 의사들은 코르닐로바 시험을 봤으니, 그들에게 상담선 번호는 남겨 두세요. 뭔가 잘못되면 모두처럼 무료로 전화하라고요.</w:t>
+      </w:r>
+    </w:p>
+    <w:p>
+      <w:pPr>
+        <w:pStyle w:val="BodyText"/>
+      </w:pPr>
+      <w:r>
+        <w:t xml:space="preserve">고르데예바: 우리가 떠나도 상담선은 남아요?</w:t>
+      </w:r>
+    </w:p>
+    <w:p>
+      <w:pPr>
+        <w:pStyle w:val="BodyText"/>
+      </w:pPr>
+      <w:r>
+        <w:t xml:space="preserve">알렉세이: 상담선은 환자를 위한 거예요. 고객을 위한 게 아니라. 그리고 환자들은 당신을 떠나지 않았어요.</w:t>
+      </w:r>
+    </w:p>
+    <w:p>
+      <w:pPr>
+        <w:pStyle w:val="BodyText"/>
+      </w:pPr>
+      <w:r>
+        <w:t xml:space="preserve">고르데예바: 이상한 분이네요, 보론초프. 그렇다고 듣긴 했어요.</w:t>
+      </w:r>
+    </w:p>
+    <w:p>
+      <w:pPr>
+        <w:pStyle w:val="BodyText"/>
+      </w:pPr>
+      <w:r>
+        <w:t xml:space="preserve">볼코프: 보론초프? 볼코프요. 고르데예바가 전화해서 우리한테 온대요. 당신이 설득도 안 했고 상담선도 남겨 줬다고 하더군요.</w:t>
+      </w:r>
+    </w:p>
+    <w:p>
+      <w:pPr>
+        <w:pStyle w:val="BodyText"/>
+      </w:pPr>
+      <w:r>
+        <w:t xml:space="preserve">알렉세이: 네, 남겨 줬죠. 환자들은 상관없으니까요.</w:t>
+      </w:r>
+    </w:p>
+    <w:p>
+      <w:pPr>
+        <w:pStyle w:val="BodyText"/>
+      </w:pPr>
+      <w:r>
+        <w:t xml:space="preserve">볼코프: 그런데 난 거절했어요, 알렉세이 니콜라예비치.</w:t>
+      </w:r>
+    </w:p>
+    <w:p>
+      <w:pPr>
+        <w:pStyle w:val="BodyText"/>
+      </w:pPr>
+      <w:r>
+        <w:t xml:space="preserve">알렉세이: 거절하셨다고요? 한 달에 주사기 800개를요?</w:t>
+      </w:r>
+    </w:p>
+    <w:p>
+      <w:pPr>
+        <w:pStyle w:val="BodyText"/>
+      </w:pPr>
+      <w:r>
+        <w:t xml:space="preserve">볼코프: 위기에 0원짜리 유사품 — 그게 바로 내가 30년 동안 한 짓이에요. 최에게 「내 실수를 반복하지 마라」라고 약속했는데, 내가 반복하면 무슨 조언자겠어요? 그래서 그녀에게 말했어요: 「보론초프에게 돌아가라. 12퍼센트는 정직하다. 나라면 20을 올렸을 거다」.</w:t>
+      </w:r>
+    </w:p>
+    <w:p>
+      <w:pPr>
+        <w:pStyle w:val="BodyText"/>
+      </w:pPr>
+      <w:r>
+        <w:t xml:space="preserve">디마: 볼코프가… 정말 「벨라 비타」를 거절했다고요? 제가 잘못 들은 거 아니죠?</w:t>
+      </w:r>
+    </w:p>
+    <w:p>
+      <w:pPr>
+        <w:pStyle w:val="BodyText"/>
+      </w:pPr>
+      <w:r>
+        <w:t xml:space="preserve">올가: 1년에 두 번째로 볼코프가 돈을 거절했네요. 그럼 우연이 아니라 성격이에요, 그것도 새로운.</w:t>
+      </w:r>
+    </w:p>
+    <w:p>
+      <w:pPr>
+        <w:pStyle w:val="BodyText"/>
+      </w:pPr>
+      <w:r>
+        <w:t xml:space="preserve">고르데예바: 보론초프, 또 나예요. 볼코프가 거절하고 당신에게 돌아가라고 했어요. 나… 뭐라고 해야 할지 모르겠네요.</w:t>
+      </w:r>
+    </w:p>
+    <w:p>
+      <w:pPr>
+        <w:pStyle w:val="BodyText"/>
+      </w:pPr>
+      <w:r>
+        <w:t xml:space="preserve">알렉세이: 그냥 이렇게 말씀하세요: 「12퍼센트, 3월 15일부터, 모두처럼」. 그 이상은 필요 없어요.</w:t>
+      </w:r>
+    </w:p>
+    <w:p>
+      <w:pPr>
+        <w:pStyle w:val="BodyText"/>
+      </w:pPr>
+      <w:r>
+        <w:t xml:space="preserve">고르데예바: 모두처럼. 좋아요, 모두처럼 하죠. 하지만 가격이 내려갈 땐 내가 제일 먼저 전화할 거예요.</w:t>
+      </w:r>
+    </w:p>
+    <w:p>
+      <w:pPr>
+        <w:pStyle w:val="BodyText"/>
+      </w:pPr>
+      <w:r>
+        <w:t xml:space="preserve">알렉세이: 그러세요, 기억해 둘게요. 키릴, 잊지 않게 적어 줘.</w:t>
+      </w:r>
+    </w:p>
+    <w:p>
+      <w:pPr>
+        <w:pStyle w:val="BodyText"/>
+      </w:pPr>
+      <w:r>
+        <w:t xml:space="preserve">키릴: 적었어요: 「벨라 비타」가 빨간 줄에서 보통 줄로 옮겨졌어요. 카운터: 112통, 감사 26.</w:t>
       </w:r>
     </w:p>
     <w:bookmarkEnd w:id="36"/>
@@ -4752,119 +4752,119 @@
         <w:pStyle w:val="FirstParagraph"/>
       </w:pPr>
       <w:r>
-        <w:t xml:space="preserve">도윤: 료샤. 대표님이 편지를 읽으셨어. 내가 통역했어. 한 단어도 빠짐없이. 인쇄해 달라고 하셔서 책상 위에 두셨어.</w:t>
-      </w:r>
-    </w:p>
-    <w:p>
-      <w:pPr>
-        <w:pStyle w:val="BodyText"/>
-      </w:pPr>
-      <w:r>
-        <w:t xml:space="preserve">알렉세이: 뭐라고 하셨어?</w:t>
-      </w:r>
-    </w:p>
-    <w:p>
-      <w:pPr>
-        <w:pStyle w:val="BodyText"/>
-      </w:pPr>
-      <w:r>
-        <w:t xml:space="preserve">도윤: 처음엔 — 아무 말도. 20분. 그다음 물으셨어: 「왜 첫 단락이 상담선과 시험이지? 가격이 아니라?」</w:t>
-      </w:r>
-    </w:p>
-    <w:p>
-      <w:pPr>
-        <w:pStyle w:val="BodyText"/>
-      </w:pPr>
-      <w:r>
-        <w:t xml:space="preserve">알렉세이: 코르닐로바야. 진찰 순서. 먼저 — 건강한 데.</w:t>
-      </w:r>
-    </w:p>
-    <w:p>
-      <w:pPr>
-        <w:pStyle w:val="BodyText"/>
-      </w:pPr>
-      <w:r>
-        <w:t xml:space="preserve">도윤: 그렇게 말씀드렸어. 고개를 끄덕이셨어. 그다음 물으셨어: 「「부득이하게」라는 말 — 있나?」</w:t>
-      </w:r>
-    </w:p>
-    <w:p>
-      <w:pPr>
-        <w:pStyle w:val="BodyText"/>
-      </w:pPr>
-      <w:r>
-        <w:t xml:space="preserve">올가: 없어요. 한 번도. 내가 확인했어요. 초콜릿은 내 거예요.</w:t>
-      </w:r>
-    </w:p>
-    <w:p>
-      <w:pPr>
-        <w:pStyle w:val="BodyText"/>
-      </w:pPr>
-      <w:r>
-        <w:t xml:space="preserve">도윤: 그러셨어: 「좋다. 시험 통과」. 그리고 — 하나 더. 볼코프 얘기. 왜 볼코프가 거절했는지 이해 못 하셨어.</w:t>
-      </w:r>
-    </w:p>
-    <w:p>
-      <w:pPr>
-        <w:pStyle w:val="BodyText"/>
-      </w:pPr>
-      <w:r>
-        <w:t xml:space="preserve">이리나: 우리도 다 이해하진 못해요. 하지만 적어 뒀어요.</w:t>
-      </w:r>
-    </w:p>
-    <w:p>
-      <w:pPr>
-        <w:pStyle w:val="BodyText"/>
-      </w:pPr>
-      <w:r>
-        <w:t xml:space="preserve">도윤: 대표님 말씀: 「적이 정직해지는 건 기적이 아니다. 정직이 이익이 됐다는 뜻이다. 그리고 그건 — 너희가 이겼다는 뜻이다」. 그리고 덧붙이셨어: 환율 결정은 — 월요일에. 월말이 아니라. 더 일찍.</w:t>
-      </w:r>
-    </w:p>
-    <w:p>
-      <w:pPr>
-        <w:pStyle w:val="BodyText"/>
-      </w:pPr>
-      <w:r>
-        <w:t xml:space="preserve">알렉세이: 더 일찍? 왜?</w:t>
-      </w:r>
-    </w:p>
-    <w:p>
-      <w:pPr>
-        <w:pStyle w:val="BodyText"/>
-      </w:pPr>
-      <w:r>
-        <w:t xml:space="preserve">도윤: 이렇게 말씀하셨어: 「그들이 기한보다 일찍 시험에 통과했다. 그러니 우리도 일찍 답해야 한다」. 료샤, 그리고 하나 더. 안 좋은 거. 송금. 지난 금요일 은행에 걸린 그거. 아직 못 받았어. 1달러도.</w:t>
-      </w:r>
-    </w:p>
-    <w:p>
-      <w:pPr>
-        <w:pStyle w:val="BodyText"/>
-      </w:pPr>
-      <w:r>
-        <w:t xml:space="preserve">이리나: 알아요. 중개 은행이 서류를 세 번째 요구해요. 매번 새로운 걸.</w:t>
-      </w:r>
-    </w:p>
-    <w:p>
-      <w:pPr>
-        <w:pStyle w:val="BodyText"/>
-      </w:pPr>
-      <w:r>
-        <w:t xml:space="preserve">도윤: 회계팀에서 벌써 물어. 내 문제는 아니야. 하지만 모두의 문제가 될 거야. 수요일까지 안 들어오면.</w:t>
-      </w:r>
-    </w:p>
-    <w:p>
-      <w:pPr>
-        <w:pStyle w:val="BodyText"/>
-      </w:pPr>
-      <w:r>
-        <w:t xml:space="preserve">알렉세이: 들어올 거야. 이리나?</w:t>
-      </w:r>
-    </w:p>
-    <w:p>
-      <w:pPr>
-        <w:pStyle w:val="BodyText"/>
-      </w:pPr>
-      <w:r>
-        <w:t xml:space="preserve">이리나: 몰라요. 솔직히. 요즘 은행들은 뭐든 무서워해요. 정직한 돈까지.</w:t>
+        <w:t xml:space="preserve">도윤: 료샤, 대표님이 편지를 읽으셨어. 내가 한 단어도 빠짐없이 통역했고, 인쇄해 달라고 하셔서 책상 위에 두셨어.</w:t>
+      </w:r>
+    </w:p>
+    <w:p>
+      <w:pPr>
+        <w:pStyle w:val="BodyText"/>
+      </w:pPr>
+      <w:r>
+        <w:t xml:space="preserve">알렉세이: 다 읽고 나서 뭐라고 하셨어?</w:t>
+      </w:r>
+    </w:p>
+    <w:p>
+      <w:pPr>
+        <w:pStyle w:val="BodyText"/>
+      </w:pPr>
+      <w:r>
+        <w:t xml:space="preserve">도윤: 처음엔 20분쯤 아무 말도 없으셨어. 그다음 물으셨어: 「왜 첫 단락이 가격이 아니라 상담선과 시험이지?」</w:t>
+      </w:r>
+    </w:p>
+    <w:p>
+      <w:pPr>
+        <w:pStyle w:val="BodyText"/>
+      </w:pPr>
+      <w:r>
+        <w:t xml:space="preserve">알렉세이: 코르닐로바 생각이야. 진찰 순서, 먼저 건강한 데를 보는 거지.</w:t>
+      </w:r>
+    </w:p>
+    <w:p>
+      <w:pPr>
+        <w:pStyle w:val="BodyText"/>
+      </w:pPr>
+      <w:r>
+        <w:t xml:space="preserve">도윤: 그렇게 말씀드렸더니 고개를 끄덕이셨어. 그다음 물으셨어: 「「부득이하게」라는 말은 있나?」</w:t>
+      </w:r>
+    </w:p>
+    <w:p>
+      <w:pPr>
+        <w:pStyle w:val="BodyText"/>
+      </w:pPr>
+      <w:r>
+        <w:t xml:space="preserve">올가: 없어요, 한 번도. 내가 확인했어요. 그래서 초콜릿은 내 거예요.</w:t>
+      </w:r>
+    </w:p>
+    <w:p>
+      <w:pPr>
+        <w:pStyle w:val="BodyText"/>
+      </w:pPr>
+      <w:r>
+        <w:t xml:space="preserve">도윤: 그러셨어: 「좋다. 시험 통과」. 그리고 하나 더, 볼코프 얘기. 왜 볼코프가 거절했는지 이해를 못 하셨어.</w:t>
+      </w:r>
+    </w:p>
+    <w:p>
+      <w:pPr>
+        <w:pStyle w:val="BodyText"/>
+      </w:pPr>
+      <w:r>
+        <w:t xml:space="preserve">이리나: 우리도 다 이해하진 못해요. 그래도 혹시 몰라 적어 뒀어요.</w:t>
+      </w:r>
+    </w:p>
+    <w:p>
+      <w:pPr>
+        <w:pStyle w:val="BodyText"/>
+      </w:pPr>
+      <w:r>
+        <w:t xml:space="preserve">도윤: 대표님 말씀: 「적이 정직해지는 건 기적이 아니다. 정직이 이익이 됐다는 뜻이고, 그건 너희가 이겼다는 뜻이다」. 그리고 환율 결정은 월말이 아니라 월요일에, 더 일찍 하겠다고 덧붙이셨어.</w:t>
+      </w:r>
+    </w:p>
+    <w:p>
+      <w:pPr>
+        <w:pStyle w:val="BodyText"/>
+      </w:pPr>
+      <w:r>
+        <w:t xml:space="preserve">알렉세이: 더 일찍? 왜 갑자기 서두르시는 거야?</w:t>
+      </w:r>
+    </w:p>
+    <w:p>
+      <w:pPr>
+        <w:pStyle w:val="BodyText"/>
+      </w:pPr>
+      <w:r>
+        <w:t xml:space="preserve">도윤: 이렇게 말씀하셨어: 「그들이 기한보다 일찍 시험에 통과했으니, 우리도 일찍 답해야 한다」. 료샤, 그리고 안 좋은 소식이 하나 더 있어. 지난 금요일 은행에 걸린 그 송금, 아직 못 받았어. 1달러도.</w:t>
+      </w:r>
+    </w:p>
+    <w:p>
+      <w:pPr>
+        <w:pStyle w:val="BodyText"/>
+      </w:pPr>
+      <w:r>
+        <w:t xml:space="preserve">이리나: 알아요. 중개 은행이 벌써 세 번째로 서류를 요구하는데, 매번 새로운 걸 달래요.</w:t>
+      </w:r>
+    </w:p>
+    <w:p>
+      <w:pPr>
+        <w:pStyle w:val="BodyText"/>
+      </w:pPr>
+      <w:r>
+        <w:t xml:space="preserve">도윤: 우리 회계팀에서 벌써 물어. 아직은 내 문제가 아니지만, 수요일까지 안 들어오면 모두의 문제가 될 거야.</w:t>
+      </w:r>
+    </w:p>
+    <w:p>
+      <w:pPr>
+        <w:pStyle w:val="BodyText"/>
+      </w:pPr>
+      <w:r>
+        <w:t xml:space="preserve">알렉세이: 들어올 거야. 이리나, 들어오겠죠?</w:t>
+      </w:r>
+    </w:p>
+    <w:p>
+      <w:pPr>
+        <w:pStyle w:val="BodyText"/>
+      </w:pPr>
+      <w:r>
+        <w:t xml:space="preserve">이리나: 솔직히 모르겠어요. 요즘 은행들은 뭐든 무서워해요, 정직한 돈까지도요.</w:t>
       </w:r>
     </w:p>
     <w:bookmarkEnd w:id="37"/>
